--- a/docs/aula_02_firebase_auth.docx
+++ b/docs/aula_02_firebase_auth.docx
@@ -28,35 +28,83 @@
     </w:p>
     <w:p>
       <w:pPr>
-        <w:spacing w:before="100" w:beforeAutospacing="1" w:after="100" w:afterAutospacing="1" w:line="240" w:lineRule="auto"/>
+        <w:spacing w:before="100" w:beforeAutospacing="1" w:after="100" w:afterAutospacing="1"/>
         <w:outlineLvl w:val="1"/>
-      </w:pPr>
-      <w:r>
+        <w:rPr>
+          <w:rFonts w:asciiTheme="minorHAnsi" w:eastAsiaTheme="minorHAnsi" w:hAnsiTheme="minorHAnsi" w:cstheme="minorBidi"/>
+          <w:kern w:val="2"/>
+          <w:lang w:eastAsia="en-US"/>
+          <w14:ligatures w14:val="standardContextual"/>
+        </w:rPr>
+      </w:pPr>
+      <w:r>
+        <w:rPr>
+          <w:rFonts w:asciiTheme="minorHAnsi" w:eastAsiaTheme="minorHAnsi" w:hAnsiTheme="minorHAnsi" w:cstheme="minorBidi"/>
+          <w:kern w:val="2"/>
+          <w:lang w:eastAsia="en-US"/>
+          <w14:ligatures w14:val="standardContextual"/>
+        </w:rPr>
         <w:t>Passo 1 — Criar e preparar o projeto no Firebase Console</w:t>
       </w:r>
     </w:p>
     <w:p>
       <w:pPr>
-        <w:spacing w:before="100" w:beforeAutospacing="1" w:after="100" w:afterAutospacing="1" w:line="240" w:lineRule="auto"/>
-      </w:pPr>
-      <w:r>
+        <w:spacing w:before="100" w:beforeAutospacing="1" w:after="100" w:afterAutospacing="1"/>
+        <w:rPr>
+          <w:rFonts w:asciiTheme="minorHAnsi" w:eastAsiaTheme="minorHAnsi" w:hAnsiTheme="minorHAnsi" w:cstheme="minorBidi"/>
+          <w:kern w:val="2"/>
+          <w:lang w:eastAsia="en-US"/>
+          <w14:ligatures w14:val="standardContextual"/>
+        </w:rPr>
+      </w:pPr>
+      <w:r>
+        <w:rPr>
+          <w:rFonts w:asciiTheme="minorHAnsi" w:eastAsiaTheme="minorHAnsi" w:hAnsiTheme="minorHAnsi" w:cstheme="minorBidi"/>
+          <w:kern w:val="2"/>
+          <w:lang w:eastAsia="en-US"/>
+          <w14:ligatures w14:val="standardContextual"/>
+        </w:rPr>
         <w:t>Neste passo, vamos deixar o projeto Firebase pronto para o app.</w:t>
       </w:r>
     </w:p>
     <w:p>
       <w:pPr>
-        <w:spacing w:before="100" w:beforeAutospacing="1" w:after="100" w:afterAutospacing="1" w:line="240" w:lineRule="auto"/>
+        <w:spacing w:before="100" w:beforeAutospacing="1" w:after="100" w:afterAutospacing="1"/>
         <w:outlineLvl w:val="2"/>
-      </w:pPr>
-      <w:r>
+        <w:rPr>
+          <w:rFonts w:asciiTheme="minorHAnsi" w:eastAsiaTheme="minorHAnsi" w:hAnsiTheme="minorHAnsi" w:cstheme="minorBidi"/>
+          <w:kern w:val="2"/>
+          <w:lang w:eastAsia="en-US"/>
+          <w14:ligatures w14:val="standardContextual"/>
+        </w:rPr>
+      </w:pPr>
+      <w:r>
+        <w:rPr>
+          <w:rFonts w:asciiTheme="minorHAnsi" w:eastAsiaTheme="minorHAnsi" w:hAnsiTheme="minorHAnsi" w:cstheme="minorBidi"/>
+          <w:kern w:val="2"/>
+          <w:lang w:eastAsia="en-US"/>
+          <w14:ligatures w14:val="standardContextual"/>
+        </w:rPr>
         <w:t>1.1 Criar o projeto</w:t>
       </w:r>
     </w:p>
     <w:p>
       <w:pPr>
-        <w:spacing w:before="100" w:beforeAutospacing="1" w:after="100" w:afterAutospacing="1" w:line="240" w:lineRule="auto"/>
-      </w:pPr>
-      <w:r>
+        <w:spacing w:before="100" w:beforeAutospacing="1" w:after="100" w:afterAutospacing="1"/>
+        <w:rPr>
+          <w:rFonts w:asciiTheme="minorHAnsi" w:eastAsiaTheme="minorHAnsi" w:hAnsiTheme="minorHAnsi" w:cstheme="minorBidi"/>
+          <w:kern w:val="2"/>
+          <w:lang w:eastAsia="en-US"/>
+          <w14:ligatures w14:val="standardContextual"/>
+        </w:rPr>
+      </w:pPr>
+      <w:r>
+        <w:rPr>
+          <w:rFonts w:asciiTheme="minorHAnsi" w:eastAsiaTheme="minorHAnsi" w:hAnsiTheme="minorHAnsi" w:cstheme="minorBidi"/>
+          <w:kern w:val="2"/>
+          <w:lang w:eastAsia="en-US"/>
+          <w14:ligatures w14:val="standardContextual"/>
+        </w:rPr>
         <w:t>No Firebase Console:</w:t>
       </w:r>
     </w:p>
@@ -66,9 +114,21 @@
           <w:ilvl w:val="0"/>
           <w:numId w:val="1"/>
         </w:numPr>
-        <w:spacing w:before="100" w:beforeAutospacing="1" w:after="100" w:afterAutospacing="1" w:line="240" w:lineRule="auto"/>
-      </w:pPr>
-      <w:r>
+        <w:spacing w:before="100" w:beforeAutospacing="1" w:after="100" w:afterAutospacing="1"/>
+        <w:rPr>
+          <w:rFonts w:asciiTheme="minorHAnsi" w:eastAsiaTheme="minorHAnsi" w:hAnsiTheme="minorHAnsi" w:cstheme="minorBidi"/>
+          <w:kern w:val="2"/>
+          <w:lang w:eastAsia="en-US"/>
+          <w14:ligatures w14:val="standardContextual"/>
+        </w:rPr>
+      </w:pPr>
+      <w:r>
+        <w:rPr>
+          <w:rFonts w:asciiTheme="minorHAnsi" w:eastAsiaTheme="minorHAnsi" w:hAnsiTheme="minorHAnsi" w:cstheme="minorBidi"/>
+          <w:kern w:val="2"/>
+          <w:lang w:eastAsia="en-US"/>
+          <w14:ligatures w14:val="standardContextual"/>
+        </w:rPr>
         <w:t>Clique em Criar projeto</w:t>
       </w:r>
     </w:p>
@@ -78,12 +138,30 @@
           <w:ilvl w:val="0"/>
           <w:numId w:val="1"/>
         </w:numPr>
-        <w:spacing w:before="100" w:beforeAutospacing="1" w:after="100" w:afterAutospacing="1" w:line="240" w:lineRule="auto"/>
-      </w:pPr>
-      <w:r>
+        <w:spacing w:before="100" w:beforeAutospacing="1" w:after="100" w:afterAutospacing="1"/>
+        <w:rPr>
+          <w:rFonts w:asciiTheme="minorHAnsi" w:eastAsiaTheme="minorHAnsi" w:hAnsiTheme="minorHAnsi" w:cstheme="minorBidi"/>
+          <w:kern w:val="2"/>
+          <w:lang w:eastAsia="en-US"/>
+          <w14:ligatures w14:val="standardContextual"/>
+        </w:rPr>
+      </w:pPr>
+      <w:r>
+        <w:rPr>
+          <w:rFonts w:asciiTheme="minorHAnsi" w:eastAsiaTheme="minorHAnsi" w:hAnsiTheme="minorHAnsi" w:cstheme="minorBidi"/>
+          <w:kern w:val="2"/>
+          <w:lang w:eastAsia="en-US"/>
+          <w14:ligatures w14:val="standardContextual"/>
+        </w:rPr>
         <w:t>Dê um nome para o projeto</w:t>
       </w:r>
       <w:r>
+        <w:rPr>
+          <w:rFonts w:asciiTheme="minorHAnsi" w:eastAsiaTheme="minorHAnsi" w:hAnsiTheme="minorHAnsi" w:cstheme="minorBidi"/>
+          <w:kern w:val="2"/>
+          <w:lang w:eastAsia="en-US"/>
+          <w14:ligatures w14:val="standardContextual"/>
+        </w:rPr>
         <w:br/>
         <w:t>Exemplo: fiap-auth-app</w:t>
       </w:r>
@@ -94,9 +172,21 @@
           <w:ilvl w:val="0"/>
           <w:numId w:val="1"/>
         </w:numPr>
-        <w:spacing w:before="100" w:beforeAutospacing="1" w:after="100" w:afterAutospacing="1" w:line="240" w:lineRule="auto"/>
-      </w:pPr>
-      <w:r>
+        <w:spacing w:before="100" w:beforeAutospacing="1" w:after="100" w:afterAutospacing="1"/>
+        <w:rPr>
+          <w:rFonts w:asciiTheme="minorHAnsi" w:eastAsiaTheme="minorHAnsi" w:hAnsiTheme="minorHAnsi" w:cstheme="minorBidi"/>
+          <w:kern w:val="2"/>
+          <w:lang w:eastAsia="en-US"/>
+          <w14:ligatures w14:val="standardContextual"/>
+        </w:rPr>
+      </w:pPr>
+      <w:r>
+        <w:rPr>
+          <w:rFonts w:asciiTheme="minorHAnsi" w:eastAsiaTheme="minorHAnsi" w:hAnsiTheme="minorHAnsi" w:cstheme="minorBidi"/>
+          <w:kern w:val="2"/>
+          <w:lang w:eastAsia="en-US"/>
+          <w14:ligatures w14:val="standardContextual"/>
+        </w:rPr>
         <w:t>Pode manter o Google Analytics desativado, se quiser simplificar</w:t>
       </w:r>
     </w:p>
@@ -106,34 +196,82 @@
           <w:ilvl w:val="0"/>
           <w:numId w:val="1"/>
         </w:numPr>
-        <w:spacing w:before="100" w:beforeAutospacing="1" w:after="100" w:afterAutospacing="1" w:line="240" w:lineRule="auto"/>
-      </w:pPr>
-      <w:r>
+        <w:spacing w:before="100" w:beforeAutospacing="1" w:after="100" w:afterAutospacing="1"/>
+        <w:rPr>
+          <w:rFonts w:asciiTheme="minorHAnsi" w:eastAsiaTheme="minorHAnsi" w:hAnsiTheme="minorHAnsi" w:cstheme="minorBidi"/>
+          <w:kern w:val="2"/>
+          <w:lang w:eastAsia="en-US"/>
+          <w14:ligatures w14:val="standardContextual"/>
+        </w:rPr>
+      </w:pPr>
+      <w:r>
+        <w:rPr>
+          <w:rFonts w:asciiTheme="minorHAnsi" w:eastAsiaTheme="minorHAnsi" w:hAnsiTheme="minorHAnsi" w:cstheme="minorBidi"/>
+          <w:kern w:val="2"/>
+          <w:lang w:eastAsia="en-US"/>
+          <w14:ligatures w14:val="standardContextual"/>
+        </w:rPr>
         <w:t>Finalize a criação</w:t>
       </w:r>
     </w:p>
     <w:p>
       <w:pPr>
-        <w:spacing w:before="100" w:beforeAutospacing="1" w:after="100" w:afterAutospacing="1" w:line="240" w:lineRule="auto"/>
+        <w:spacing w:before="100" w:beforeAutospacing="1" w:after="100" w:afterAutospacing="1"/>
         <w:outlineLvl w:val="2"/>
-      </w:pPr>
-      <w:r>
+        <w:rPr>
+          <w:rFonts w:asciiTheme="minorHAnsi" w:eastAsiaTheme="minorHAnsi" w:hAnsiTheme="minorHAnsi" w:cstheme="minorBidi"/>
+          <w:kern w:val="2"/>
+          <w:lang w:eastAsia="en-US"/>
+          <w14:ligatures w14:val="standardContextual"/>
+        </w:rPr>
+      </w:pPr>
+      <w:r>
+        <w:rPr>
+          <w:rFonts w:asciiTheme="minorHAnsi" w:eastAsiaTheme="minorHAnsi" w:hAnsiTheme="minorHAnsi" w:cstheme="minorBidi"/>
+          <w:kern w:val="2"/>
+          <w:lang w:eastAsia="en-US"/>
+          <w14:ligatures w14:val="standardContextual"/>
+        </w:rPr>
         <w:t>1.2 Adicionar um app Web ao projeto</w:t>
       </w:r>
     </w:p>
     <w:p>
       <w:pPr>
-        <w:spacing w:before="100" w:beforeAutospacing="1" w:after="100" w:afterAutospacing="1" w:line="240" w:lineRule="auto"/>
-      </w:pPr>
-      <w:r>
+        <w:spacing w:before="100" w:beforeAutospacing="1" w:after="100" w:afterAutospacing="1"/>
+        <w:rPr>
+          <w:rFonts w:asciiTheme="minorHAnsi" w:eastAsiaTheme="minorHAnsi" w:hAnsiTheme="minorHAnsi" w:cstheme="minorBidi"/>
+          <w:kern w:val="2"/>
+          <w:lang w:eastAsia="en-US"/>
+          <w14:ligatures w14:val="standardContextual"/>
+        </w:rPr>
+      </w:pPr>
+      <w:r>
+        <w:rPr>
+          <w:rFonts w:asciiTheme="minorHAnsi" w:eastAsiaTheme="minorHAnsi" w:hAnsiTheme="minorHAnsi" w:cstheme="minorBidi"/>
+          <w:kern w:val="2"/>
+          <w:lang w:eastAsia="en-US"/>
+          <w14:ligatures w14:val="standardContextual"/>
+        </w:rPr>
         <w:t>Como no Expo vamos usar o Firebase JS SDK, o cadastro que usaremos no console é o de aplicativo Web. Isso é normal nesse cenário. </w:t>
       </w:r>
     </w:p>
     <w:p>
       <w:pPr>
-        <w:spacing w:before="100" w:beforeAutospacing="1" w:after="100" w:afterAutospacing="1" w:line="240" w:lineRule="auto"/>
-      </w:pPr>
-      <w:r>
+        <w:spacing w:before="100" w:beforeAutospacing="1" w:after="100" w:afterAutospacing="1"/>
+        <w:rPr>
+          <w:rFonts w:asciiTheme="minorHAnsi" w:eastAsiaTheme="minorHAnsi" w:hAnsiTheme="minorHAnsi" w:cstheme="minorBidi"/>
+          <w:kern w:val="2"/>
+          <w:lang w:eastAsia="en-US"/>
+          <w14:ligatures w14:val="standardContextual"/>
+        </w:rPr>
+      </w:pPr>
+      <w:r>
+        <w:rPr>
+          <w:rFonts w:asciiTheme="minorHAnsi" w:eastAsiaTheme="minorHAnsi" w:hAnsiTheme="minorHAnsi" w:cstheme="minorBidi"/>
+          <w:kern w:val="2"/>
+          <w:lang w:eastAsia="en-US"/>
+          <w14:ligatures w14:val="standardContextual"/>
+        </w:rPr>
         <w:t>Faça assim:</w:t>
       </w:r>
     </w:p>
@@ -143,9 +281,21 @@
           <w:ilvl w:val="0"/>
           <w:numId w:val="2"/>
         </w:numPr>
-        <w:spacing w:before="100" w:beforeAutospacing="1" w:after="100" w:afterAutospacing="1" w:line="240" w:lineRule="auto"/>
-      </w:pPr>
-      <w:r>
+        <w:spacing w:before="100" w:beforeAutospacing="1" w:after="100" w:afterAutospacing="1"/>
+        <w:rPr>
+          <w:rFonts w:asciiTheme="minorHAnsi" w:eastAsiaTheme="minorHAnsi" w:hAnsiTheme="minorHAnsi" w:cstheme="minorBidi"/>
+          <w:kern w:val="2"/>
+          <w:lang w:eastAsia="en-US"/>
+          <w14:ligatures w14:val="standardContextual"/>
+        </w:rPr>
+      </w:pPr>
+      <w:r>
+        <w:rPr>
+          <w:rFonts w:asciiTheme="minorHAnsi" w:eastAsiaTheme="minorHAnsi" w:hAnsiTheme="minorHAnsi" w:cstheme="minorBidi"/>
+          <w:kern w:val="2"/>
+          <w:lang w:eastAsia="en-US"/>
+          <w14:ligatures w14:val="standardContextual"/>
+        </w:rPr>
         <w:t>Dentro do projeto Firebase, clique em Adicionar app</w:t>
       </w:r>
     </w:p>
@@ -155,9 +305,21 @@
           <w:ilvl w:val="0"/>
           <w:numId w:val="2"/>
         </w:numPr>
-        <w:spacing w:before="100" w:beforeAutospacing="1" w:after="100" w:afterAutospacing="1" w:line="240" w:lineRule="auto"/>
-      </w:pPr>
-      <w:r>
+        <w:spacing w:before="100" w:beforeAutospacing="1" w:after="100" w:afterAutospacing="1"/>
+        <w:rPr>
+          <w:rFonts w:asciiTheme="minorHAnsi" w:eastAsiaTheme="minorHAnsi" w:hAnsiTheme="minorHAnsi" w:cstheme="minorBidi"/>
+          <w:kern w:val="2"/>
+          <w:lang w:eastAsia="en-US"/>
+          <w14:ligatures w14:val="standardContextual"/>
+        </w:rPr>
+      </w:pPr>
+      <w:r>
+        <w:rPr>
+          <w:rFonts w:asciiTheme="minorHAnsi" w:eastAsiaTheme="minorHAnsi" w:hAnsiTheme="minorHAnsi" w:cstheme="minorBidi"/>
+          <w:kern w:val="2"/>
+          <w:lang w:eastAsia="en-US"/>
+          <w14:ligatures w14:val="standardContextual"/>
+        </w:rPr>
         <w:t>Escolha o ícone Web &lt;/&gt;</w:t>
       </w:r>
     </w:p>
@@ -167,12 +329,30 @@
           <w:ilvl w:val="0"/>
           <w:numId w:val="2"/>
         </w:numPr>
-        <w:spacing w:before="100" w:beforeAutospacing="1" w:after="100" w:afterAutospacing="1" w:line="240" w:lineRule="auto"/>
-      </w:pPr>
-      <w:r>
+        <w:spacing w:before="100" w:beforeAutospacing="1" w:after="100" w:afterAutospacing="1"/>
+        <w:rPr>
+          <w:rFonts w:asciiTheme="minorHAnsi" w:eastAsiaTheme="minorHAnsi" w:hAnsiTheme="minorHAnsi" w:cstheme="minorBidi"/>
+          <w:kern w:val="2"/>
+          <w:lang w:eastAsia="en-US"/>
+          <w14:ligatures w14:val="standardContextual"/>
+        </w:rPr>
+      </w:pPr>
+      <w:r>
+        <w:rPr>
+          <w:rFonts w:asciiTheme="minorHAnsi" w:eastAsiaTheme="minorHAnsi" w:hAnsiTheme="minorHAnsi" w:cstheme="minorBidi"/>
+          <w:kern w:val="2"/>
+          <w:lang w:eastAsia="en-US"/>
+          <w14:ligatures w14:val="standardContextual"/>
+        </w:rPr>
         <w:t>Dê um nome ao app</w:t>
       </w:r>
       <w:r>
+        <w:rPr>
+          <w:rFonts w:asciiTheme="minorHAnsi" w:eastAsiaTheme="minorHAnsi" w:hAnsiTheme="minorHAnsi" w:cstheme="minorBidi"/>
+          <w:kern w:val="2"/>
+          <w:lang w:eastAsia="en-US"/>
+          <w14:ligatures w14:val="standardContextual"/>
+        </w:rPr>
         <w:br/>
         <w:t>Exemplo: fiap-rn-auth</w:t>
       </w:r>
@@ -183,9 +363,21 @@
           <w:ilvl w:val="0"/>
           <w:numId w:val="2"/>
         </w:numPr>
-        <w:spacing w:before="100" w:beforeAutospacing="1" w:after="100" w:afterAutospacing="1" w:line="240" w:lineRule="auto"/>
-      </w:pPr>
-      <w:r>
+        <w:spacing w:before="100" w:beforeAutospacing="1" w:after="100" w:afterAutospacing="1"/>
+        <w:rPr>
+          <w:rFonts w:asciiTheme="minorHAnsi" w:eastAsiaTheme="minorHAnsi" w:hAnsiTheme="minorHAnsi" w:cstheme="minorBidi"/>
+          <w:kern w:val="2"/>
+          <w:lang w:eastAsia="en-US"/>
+          <w14:ligatures w14:val="standardContextual"/>
+        </w:rPr>
+      </w:pPr>
+      <w:r>
+        <w:rPr>
+          <w:rFonts w:asciiTheme="minorHAnsi" w:eastAsiaTheme="minorHAnsi" w:hAnsiTheme="minorHAnsi" w:cstheme="minorBidi"/>
+          <w:kern w:val="2"/>
+          <w:lang w:eastAsia="en-US"/>
+          <w14:ligatures w14:val="standardContextual"/>
+        </w:rPr>
         <w:t>Não precisa marcar hospedagem</w:t>
       </w:r>
     </w:p>
@@ -195,79 +387,81 @@
           <w:ilvl w:val="0"/>
           <w:numId w:val="2"/>
         </w:numPr>
-        <w:spacing w:before="100" w:beforeAutospacing="1" w:after="100" w:afterAutospacing="1" w:line="240" w:lineRule="auto"/>
-      </w:pPr>
-      <w:r>
+        <w:spacing w:before="100" w:beforeAutospacing="1" w:after="100" w:afterAutospacing="1"/>
+        <w:rPr>
+          <w:rFonts w:asciiTheme="minorHAnsi" w:eastAsiaTheme="minorHAnsi" w:hAnsiTheme="minorHAnsi" w:cstheme="minorBidi"/>
+          <w:kern w:val="2"/>
+          <w:lang w:eastAsia="en-US"/>
+          <w14:ligatures w14:val="standardContextual"/>
+        </w:rPr>
+      </w:pPr>
+      <w:r>
+        <w:rPr>
+          <w:rFonts w:asciiTheme="minorHAnsi" w:eastAsiaTheme="minorHAnsi" w:hAnsiTheme="minorHAnsi" w:cstheme="minorBidi"/>
+          <w:kern w:val="2"/>
+          <w:lang w:eastAsia="en-US"/>
+          <w14:ligatures w14:val="standardContextual"/>
+        </w:rPr>
         <w:t>Conclua</w:t>
       </w:r>
     </w:p>
     <w:p>
       <w:pPr>
-        <w:spacing w:before="100" w:beforeAutospacing="1" w:after="100" w:afterAutospacing="1" w:line="240" w:lineRule="auto"/>
-      </w:pPr>
-      <w:r>
+        <w:spacing w:before="100" w:beforeAutospacing="1" w:after="100" w:afterAutospacing="1"/>
+      </w:pPr>
+      <w:r>
+        <w:rPr>
+          <w:rFonts w:asciiTheme="minorHAnsi" w:eastAsiaTheme="minorHAnsi" w:hAnsiTheme="minorHAnsi" w:cstheme="minorBidi"/>
+          <w:kern w:val="2"/>
+          <w:lang w:eastAsia="en-US"/>
+          <w14:ligatures w14:val="standardContextual"/>
+        </w:rPr>
         <w:t>Ao final, o Firebase vai mostrar um bloco parecido com este:</w:t>
       </w:r>
     </w:p>
     <w:p>
-      <w:pPr>
-        <w:spacing w:after="0" w:line="240" w:lineRule="auto"/>
-      </w:pPr>
       <w:r>
         <w:t>const firebaseConfig = {</w:t>
       </w:r>
     </w:p>
     <w:p>
-      <w:pPr>
-        <w:spacing w:after="0" w:line="240" w:lineRule="auto"/>
-      </w:pPr>
       <w:r>
         <w:t xml:space="preserve">  apiKey: "...",</w:t>
       </w:r>
     </w:p>
     <w:p>
-      <w:pPr>
-        <w:spacing w:after="0" w:line="240" w:lineRule="auto"/>
-      </w:pPr>
       <w:r>
         <w:t xml:space="preserve">  authDomain: "...",</w:t>
       </w:r>
     </w:p>
     <w:p>
-      <w:pPr>
-        <w:spacing w:after="0" w:line="240" w:lineRule="auto"/>
-      </w:pPr>
       <w:r>
         <w:t xml:space="preserve">  projectId: "...",</w:t>
       </w:r>
     </w:p>
     <w:p>
-      <w:pPr>
-        <w:spacing w:after="0" w:line="240" w:lineRule="auto"/>
-      </w:pPr>
       <w:r>
         <w:t xml:space="preserve">  storageBucket: "...",</w:t>
       </w:r>
     </w:p>
     <w:p>
-      <w:pPr>
-        <w:spacing w:after="0" w:line="240" w:lineRule="auto"/>
-      </w:pPr>
       <w:r>
         <w:t xml:space="preserve">  messagingSenderId: "...",</w:t>
       </w:r>
     </w:p>
     <w:p>
-      <w:pPr>
-        <w:spacing w:after="0" w:line="240" w:lineRule="auto"/>
-      </w:pPr>
       <w:r>
         <w:t xml:space="preserve">  appId: "..."</w:t>
       </w:r>
     </w:p>
     <w:p>
       <w:pPr>
-        <w:spacing w:after="0" w:line="240" w:lineRule="auto"/>
+        <w:rPr>
+          <w:rFonts w:asciiTheme="minorHAnsi" w:eastAsiaTheme="minorHAnsi" w:hAnsiTheme="minorHAnsi" w:cstheme="minorBidi"/>
+          <w:kern w:val="2"/>
+          <w:lang w:eastAsia="en-US"/>
+          <w14:ligatures w14:val="standardContextual"/>
+        </w:rPr>
       </w:pPr>
       <w:r>
         <w:t>};</w:t>
@@ -276,59 +470,45 @@
     <w:p>
       <w:pPr>
         <w:rPr>
-          <w:rFonts w:ascii="Times New Roman" w:eastAsia="Times New Roman" w:hAnsi="Times New Roman" w:cs="Times New Roman"/>
           <w:b/>
           <w:bCs/>
           <w:color w:val="000000" w:themeColor="text1"/>
           <w:kern w:val="36"/>
           <w:sz w:val="48"/>
           <w:szCs w:val="48"/>
-          <w:lang w:eastAsia="pt-BR"/>
-          <w14:ligatures w14:val="none"/>
-        </w:rPr>
-      </w:pPr>
-      <w:r>
-        <w:rPr>
-          <w:rFonts w:ascii="Times New Roman" w:eastAsia="Times New Roman" w:hAnsi="Times New Roman" w:cs="Times New Roman"/>
+        </w:rPr>
+      </w:pPr>
+      <w:r>
+        <w:rPr>
           <w:b/>
           <w:bCs/>
           <w:color w:val="000000" w:themeColor="text1"/>
           <w:kern w:val="36"/>
           <w:sz w:val="48"/>
           <w:szCs w:val="48"/>
-          <w:lang w:eastAsia="pt-BR"/>
-          <w14:ligatures w14:val="none"/>
         </w:rPr>
         <w:br w:type="page"/>
       </w:r>
     </w:p>
     <w:p>
       <w:pPr>
-        <w:spacing w:before="100" w:beforeAutospacing="1" w:after="100" w:afterAutospacing="1" w:line="240" w:lineRule="auto"/>
+        <w:spacing w:before="100" w:beforeAutospacing="1" w:after="100" w:afterAutospacing="1"/>
         <w:outlineLvl w:val="2"/>
         <w:rPr>
-          <w:rFonts w:ascii="Times New Roman" w:eastAsia="Times New Roman" w:hAnsi="Times New Roman" w:cs="Times New Roman"/>
           <w:b/>
           <w:bCs/>
           <w:color w:val="000000" w:themeColor="text1"/>
-          <w:kern w:val="0"/>
           <w:sz w:val="27"/>
           <w:szCs w:val="27"/>
-          <w:lang w:eastAsia="pt-BR"/>
-          <w14:ligatures w14:val="none"/>
-        </w:rPr>
-      </w:pPr>
-      <w:r>
-        <w:rPr>
-          <w:rFonts w:ascii="Times New Roman" w:eastAsia="Times New Roman" w:hAnsi="Times New Roman" w:cs="Times New Roman"/>
+        </w:rPr>
+      </w:pPr>
+      <w:r>
+        <w:rPr>
           <w:b/>
           <w:bCs/>
           <w:color w:val="000000" w:themeColor="text1"/>
-          <w:kern w:val="0"/>
           <w:sz w:val="27"/>
           <w:szCs w:val="27"/>
-          <w:lang w:eastAsia="pt-BR"/>
-          <w14:ligatures w14:val="none"/>
         </w:rPr>
         <w:lastRenderedPageBreak/>
         <w:t>1.3 Ativar autenticação por email e senha</w:t>
@@ -336,22 +516,14 @@
     </w:p>
     <w:p>
       <w:pPr>
-        <w:spacing w:before="100" w:beforeAutospacing="1" w:after="100" w:afterAutospacing="1" w:line="240" w:lineRule="auto"/>
-        <w:rPr>
-          <w:rFonts w:ascii="Times New Roman" w:eastAsia="Times New Roman" w:hAnsi="Times New Roman" w:cs="Times New Roman"/>
-          <w:color w:val="000000" w:themeColor="text1"/>
-          <w:kern w:val="0"/>
-          <w:lang w:eastAsia="pt-BR"/>
-          <w14:ligatures w14:val="none"/>
-        </w:rPr>
-      </w:pPr>
-      <w:r>
-        <w:rPr>
-          <w:rFonts w:ascii="Times New Roman" w:eastAsia="Times New Roman" w:hAnsi="Times New Roman" w:cs="Times New Roman"/>
-          <w:color w:val="000000" w:themeColor="text1"/>
-          <w:kern w:val="0"/>
-          <w:lang w:eastAsia="pt-BR"/>
-          <w14:ligatures w14:val="none"/>
+        <w:spacing w:before="100" w:beforeAutospacing="1" w:after="100" w:afterAutospacing="1"/>
+        <w:rPr>
+          <w:color w:val="000000" w:themeColor="text1"/>
+        </w:rPr>
+      </w:pPr>
+      <w:r>
+        <w:rPr>
+          <w:color w:val="000000" w:themeColor="text1"/>
         </w:rPr>
         <w:t>Agora habilite o método de login:</w:t>
       </w:r>
@@ -362,34 +534,22 @@
           <w:ilvl w:val="0"/>
           <w:numId w:val="3"/>
         </w:numPr>
-        <w:spacing w:before="100" w:beforeAutospacing="1" w:after="100" w:afterAutospacing="1" w:line="240" w:lineRule="auto"/>
-        <w:rPr>
-          <w:rFonts w:ascii="Times New Roman" w:eastAsia="Times New Roman" w:hAnsi="Times New Roman" w:cs="Times New Roman"/>
-          <w:color w:val="000000" w:themeColor="text1"/>
-          <w:kern w:val="0"/>
-          <w:lang w:eastAsia="pt-BR"/>
-          <w14:ligatures w14:val="none"/>
-        </w:rPr>
-      </w:pPr>
-      <w:r>
-        <w:rPr>
-          <w:rFonts w:ascii="Times New Roman" w:eastAsia="Times New Roman" w:hAnsi="Times New Roman" w:cs="Times New Roman"/>
-          <w:color w:val="000000" w:themeColor="text1"/>
-          <w:kern w:val="0"/>
-          <w:lang w:eastAsia="pt-BR"/>
-          <w14:ligatures w14:val="none"/>
+        <w:spacing w:before="100" w:beforeAutospacing="1" w:after="100" w:afterAutospacing="1"/>
+        <w:rPr>
+          <w:color w:val="000000" w:themeColor="text1"/>
+        </w:rPr>
+      </w:pPr>
+      <w:r>
+        <w:rPr>
+          <w:color w:val="000000" w:themeColor="text1"/>
         </w:rPr>
         <w:t>No menu lateral, entre em </w:t>
       </w:r>
       <w:r>
         <w:rPr>
-          <w:rFonts w:ascii="Times New Roman" w:eastAsia="Times New Roman" w:hAnsi="Times New Roman" w:cs="Times New Roman"/>
           <w:b/>
           <w:bCs/>
           <w:color w:val="000000" w:themeColor="text1"/>
-          <w:kern w:val="0"/>
-          <w:lang w:eastAsia="pt-BR"/>
-          <w14:ligatures w14:val="none"/>
         </w:rPr>
         <w:t>Authentication</w:t>
       </w:r>
@@ -400,44 +560,28 @@
           <w:ilvl w:val="0"/>
           <w:numId w:val="3"/>
         </w:numPr>
-        <w:spacing w:before="100" w:beforeAutospacing="1" w:after="100" w:afterAutospacing="1" w:line="240" w:lineRule="auto"/>
-        <w:rPr>
-          <w:rFonts w:ascii="Times New Roman" w:eastAsia="Times New Roman" w:hAnsi="Times New Roman" w:cs="Times New Roman"/>
-          <w:color w:val="000000" w:themeColor="text1"/>
-          <w:kern w:val="0"/>
-          <w:lang w:eastAsia="pt-BR"/>
-          <w14:ligatures w14:val="none"/>
-        </w:rPr>
-      </w:pPr>
-      <w:r>
-        <w:rPr>
-          <w:rFonts w:ascii="Times New Roman" w:eastAsia="Times New Roman" w:hAnsi="Times New Roman" w:cs="Times New Roman"/>
-          <w:color w:val="000000" w:themeColor="text1"/>
-          <w:kern w:val="0"/>
-          <w:lang w:eastAsia="pt-BR"/>
-          <w14:ligatures w14:val="none"/>
+        <w:spacing w:before="100" w:beforeAutospacing="1" w:after="100" w:afterAutospacing="1"/>
+        <w:rPr>
+          <w:color w:val="000000" w:themeColor="text1"/>
+        </w:rPr>
+      </w:pPr>
+      <w:r>
+        <w:rPr>
+          <w:color w:val="000000" w:themeColor="text1"/>
         </w:rPr>
         <w:t>Clique em </w:t>
       </w:r>
       <w:r>
         <w:rPr>
-          <w:rFonts w:ascii="Times New Roman" w:eastAsia="Times New Roman" w:hAnsi="Times New Roman" w:cs="Times New Roman"/>
           <w:b/>
           <w:bCs/>
           <w:color w:val="000000" w:themeColor="text1"/>
-          <w:kern w:val="0"/>
-          <w:lang w:eastAsia="pt-BR"/>
-          <w14:ligatures w14:val="none"/>
         </w:rPr>
         <w:t>Get started</w:t>
       </w:r>
       <w:r>
         <w:rPr>
-          <w:rFonts w:ascii="Times New Roman" w:eastAsia="Times New Roman" w:hAnsi="Times New Roman" w:cs="Times New Roman"/>
-          <w:color w:val="000000" w:themeColor="text1"/>
-          <w:kern w:val="0"/>
-          <w:lang w:eastAsia="pt-BR"/>
-          <w14:ligatures w14:val="none"/>
+          <w:color w:val="000000" w:themeColor="text1"/>
         </w:rPr>
         <w:t> se for a primeira vez</w:t>
       </w:r>
@@ -448,34 +592,22 @@
           <w:ilvl w:val="0"/>
           <w:numId w:val="3"/>
         </w:numPr>
-        <w:spacing w:before="100" w:beforeAutospacing="1" w:after="100" w:afterAutospacing="1" w:line="240" w:lineRule="auto"/>
-        <w:rPr>
-          <w:rFonts w:ascii="Times New Roman" w:eastAsia="Times New Roman" w:hAnsi="Times New Roman" w:cs="Times New Roman"/>
-          <w:color w:val="000000" w:themeColor="text1"/>
-          <w:kern w:val="0"/>
-          <w:lang w:eastAsia="pt-BR"/>
-          <w14:ligatures w14:val="none"/>
-        </w:rPr>
-      </w:pPr>
-      <w:r>
-        <w:rPr>
-          <w:rFonts w:ascii="Times New Roman" w:eastAsia="Times New Roman" w:hAnsi="Times New Roman" w:cs="Times New Roman"/>
-          <w:color w:val="000000" w:themeColor="text1"/>
-          <w:kern w:val="0"/>
-          <w:lang w:eastAsia="pt-BR"/>
-          <w14:ligatures w14:val="none"/>
+        <w:spacing w:before="100" w:beforeAutospacing="1" w:after="100" w:afterAutospacing="1"/>
+        <w:rPr>
+          <w:color w:val="000000" w:themeColor="text1"/>
+        </w:rPr>
+      </w:pPr>
+      <w:r>
+        <w:rPr>
+          <w:color w:val="000000" w:themeColor="text1"/>
         </w:rPr>
         <w:t>Vá em </w:t>
       </w:r>
       <w:r>
         <w:rPr>
-          <w:rFonts w:ascii="Times New Roman" w:eastAsia="Times New Roman" w:hAnsi="Times New Roman" w:cs="Times New Roman"/>
           <w:b/>
           <w:bCs/>
           <w:color w:val="000000" w:themeColor="text1"/>
-          <w:kern w:val="0"/>
-          <w:lang w:eastAsia="pt-BR"/>
-          <w14:ligatures w14:val="none"/>
         </w:rPr>
         <w:t>Sign-in method</w:t>
       </w:r>
@@ -486,34 +618,22 @@
           <w:ilvl w:val="0"/>
           <w:numId w:val="3"/>
         </w:numPr>
-        <w:spacing w:before="100" w:beforeAutospacing="1" w:after="100" w:afterAutospacing="1" w:line="240" w:lineRule="auto"/>
-        <w:rPr>
-          <w:rFonts w:ascii="Times New Roman" w:eastAsia="Times New Roman" w:hAnsi="Times New Roman" w:cs="Times New Roman"/>
-          <w:color w:val="000000" w:themeColor="text1"/>
-          <w:kern w:val="0"/>
-          <w:lang w:eastAsia="pt-BR"/>
-          <w14:ligatures w14:val="none"/>
-        </w:rPr>
-      </w:pPr>
-      <w:r>
-        <w:rPr>
-          <w:rFonts w:ascii="Times New Roman" w:eastAsia="Times New Roman" w:hAnsi="Times New Roman" w:cs="Times New Roman"/>
-          <w:color w:val="000000" w:themeColor="text1"/>
-          <w:kern w:val="0"/>
-          <w:lang w:eastAsia="pt-BR"/>
-          <w14:ligatures w14:val="none"/>
+        <w:spacing w:before="100" w:beforeAutospacing="1" w:after="100" w:afterAutospacing="1"/>
+        <w:rPr>
+          <w:color w:val="000000" w:themeColor="text1"/>
+        </w:rPr>
+      </w:pPr>
+      <w:r>
+        <w:rPr>
+          <w:color w:val="000000" w:themeColor="text1"/>
         </w:rPr>
         <w:t>Ative </w:t>
       </w:r>
       <w:r>
         <w:rPr>
-          <w:rFonts w:ascii="Times New Roman" w:eastAsia="Times New Roman" w:hAnsi="Times New Roman" w:cs="Times New Roman"/>
           <w:b/>
           <w:bCs/>
           <w:color w:val="000000" w:themeColor="text1"/>
-          <w:kern w:val="0"/>
-          <w:lang w:eastAsia="pt-BR"/>
-          <w14:ligatures w14:val="none"/>
         </w:rPr>
         <w:t>Email/Password</w:t>
       </w:r>
@@ -524,97 +644,65 @@
           <w:ilvl w:val="0"/>
           <w:numId w:val="3"/>
         </w:numPr>
-        <w:spacing w:before="100" w:beforeAutospacing="1" w:after="100" w:afterAutospacing="1" w:line="240" w:lineRule="auto"/>
-        <w:rPr>
-          <w:rFonts w:ascii="Times New Roman" w:eastAsia="Times New Roman" w:hAnsi="Times New Roman" w:cs="Times New Roman"/>
-          <w:color w:val="000000" w:themeColor="text1"/>
-          <w:kern w:val="0"/>
-          <w:lang w:eastAsia="pt-BR"/>
-          <w14:ligatures w14:val="none"/>
-        </w:rPr>
-      </w:pPr>
-      <w:r>
-        <w:rPr>
-          <w:rFonts w:ascii="Times New Roman" w:eastAsia="Times New Roman" w:hAnsi="Times New Roman" w:cs="Times New Roman"/>
-          <w:color w:val="000000" w:themeColor="text1"/>
-          <w:kern w:val="0"/>
-          <w:lang w:eastAsia="pt-BR"/>
-          <w14:ligatures w14:val="none"/>
+        <w:spacing w:before="100" w:beforeAutospacing="1" w:after="100" w:afterAutospacing="1"/>
+        <w:rPr>
+          <w:color w:val="000000" w:themeColor="text1"/>
+        </w:rPr>
+      </w:pPr>
+      <w:r>
+        <w:rPr>
+          <w:color w:val="000000" w:themeColor="text1"/>
         </w:rPr>
         <w:t>Salve</w:t>
       </w:r>
     </w:p>
     <w:p>
       <w:pPr>
-        <w:spacing w:before="100" w:beforeAutospacing="1" w:after="100" w:afterAutospacing="1" w:line="240" w:lineRule="auto"/>
-        <w:rPr>
-          <w:rFonts w:ascii="Times New Roman" w:eastAsia="Times New Roman" w:hAnsi="Times New Roman" w:cs="Times New Roman"/>
-          <w:color w:val="000000" w:themeColor="text1"/>
-          <w:kern w:val="0"/>
-          <w:lang w:eastAsia="pt-BR"/>
-          <w14:ligatures w14:val="none"/>
-        </w:rPr>
-      </w:pPr>
-      <w:r>
-        <w:rPr>
-          <w:rFonts w:ascii="Times New Roman" w:eastAsia="Times New Roman" w:hAnsi="Times New Roman" w:cs="Times New Roman"/>
-          <w:color w:val="000000" w:themeColor="text1"/>
-          <w:kern w:val="0"/>
-          <w:lang w:eastAsia="pt-BR"/>
-          <w14:ligatures w14:val="none"/>
+        <w:spacing w:before="100" w:beforeAutospacing="1" w:after="100" w:afterAutospacing="1"/>
+        <w:rPr>
+          <w:color w:val="000000" w:themeColor="text1"/>
+        </w:rPr>
+      </w:pPr>
+      <w:r>
+        <w:rPr>
+          <w:color w:val="000000" w:themeColor="text1"/>
         </w:rPr>
         <w:t>Esse passo é obrigatório para cadastro, login e recuperação de senha funcionarem. </w:t>
       </w:r>
     </w:p>
     <w:p>
       <w:pPr>
-        <w:spacing w:before="100" w:beforeAutospacing="1" w:after="100" w:afterAutospacing="1" w:line="240" w:lineRule="auto"/>
+        <w:spacing w:before="100" w:beforeAutospacing="1" w:after="100" w:afterAutospacing="1"/>
         <w:outlineLvl w:val="2"/>
         <w:rPr>
-          <w:rFonts w:ascii="Times New Roman" w:eastAsia="Times New Roman" w:hAnsi="Times New Roman" w:cs="Times New Roman"/>
           <w:b/>
           <w:bCs/>
           <w:color w:val="000000" w:themeColor="text1"/>
-          <w:kern w:val="0"/>
           <w:sz w:val="27"/>
           <w:szCs w:val="27"/>
-          <w:lang w:eastAsia="pt-BR"/>
-          <w14:ligatures w14:val="none"/>
-        </w:rPr>
-      </w:pPr>
-      <w:r>
-        <w:rPr>
-          <w:rFonts w:ascii="Times New Roman" w:eastAsia="Times New Roman" w:hAnsi="Times New Roman" w:cs="Times New Roman"/>
+        </w:rPr>
+      </w:pPr>
+      <w:r>
+        <w:rPr>
           <w:b/>
           <w:bCs/>
           <w:color w:val="000000" w:themeColor="text1"/>
-          <w:kern w:val="0"/>
           <w:sz w:val="27"/>
           <w:szCs w:val="27"/>
-          <w:lang w:eastAsia="pt-BR"/>
-          <w14:ligatures w14:val="none"/>
         </w:rPr>
         <w:t>1.4 Opcional, mas recomendado para aula: ajustar template de recuperação</w:t>
       </w:r>
     </w:p>
     <w:p>
       <w:pPr>
-        <w:spacing w:before="100" w:beforeAutospacing="1" w:after="100" w:afterAutospacing="1" w:line="240" w:lineRule="auto"/>
-        <w:rPr>
-          <w:rFonts w:ascii="Times New Roman" w:eastAsia="Times New Roman" w:hAnsi="Times New Roman" w:cs="Times New Roman"/>
-          <w:color w:val="000000" w:themeColor="text1"/>
-          <w:kern w:val="0"/>
-          <w:lang w:eastAsia="pt-BR"/>
-          <w14:ligatures w14:val="none"/>
-        </w:rPr>
-      </w:pPr>
-      <w:r>
-        <w:rPr>
-          <w:rFonts w:ascii="Times New Roman" w:eastAsia="Times New Roman" w:hAnsi="Times New Roman" w:cs="Times New Roman"/>
-          <w:color w:val="000000" w:themeColor="text1"/>
-          <w:kern w:val="0"/>
-          <w:lang w:eastAsia="pt-BR"/>
-          <w14:ligatures w14:val="none"/>
+        <w:spacing w:before="100" w:beforeAutospacing="1" w:after="100" w:afterAutospacing="1"/>
+        <w:rPr>
+          <w:color w:val="000000" w:themeColor="text1"/>
+        </w:rPr>
+      </w:pPr>
+      <w:r>
+        <w:rPr>
+          <w:color w:val="000000" w:themeColor="text1"/>
         </w:rPr>
         <w:t>Ainda no Firebase Console:</w:t>
       </w:r>
@@ -625,34 +713,22 @@
           <w:ilvl w:val="0"/>
           <w:numId w:val="4"/>
         </w:numPr>
-        <w:spacing w:before="100" w:beforeAutospacing="1" w:after="100" w:afterAutospacing="1" w:line="240" w:lineRule="auto"/>
-        <w:rPr>
-          <w:rFonts w:ascii="Times New Roman" w:eastAsia="Times New Roman" w:hAnsi="Times New Roman" w:cs="Times New Roman"/>
-          <w:color w:val="000000" w:themeColor="text1"/>
-          <w:kern w:val="0"/>
-          <w:lang w:eastAsia="pt-BR"/>
-          <w14:ligatures w14:val="none"/>
-        </w:rPr>
-      </w:pPr>
-      <w:r>
-        <w:rPr>
-          <w:rFonts w:ascii="Times New Roman" w:eastAsia="Times New Roman" w:hAnsi="Times New Roman" w:cs="Times New Roman"/>
-          <w:color w:val="000000" w:themeColor="text1"/>
-          <w:kern w:val="0"/>
-          <w:lang w:eastAsia="pt-BR"/>
-          <w14:ligatures w14:val="none"/>
+        <w:spacing w:before="100" w:beforeAutospacing="1" w:after="100" w:afterAutospacing="1"/>
+        <w:rPr>
+          <w:color w:val="000000" w:themeColor="text1"/>
+        </w:rPr>
+      </w:pPr>
+      <w:r>
+        <w:rPr>
+          <w:color w:val="000000" w:themeColor="text1"/>
         </w:rPr>
         <w:t>Vá em </w:t>
       </w:r>
       <w:r>
         <w:rPr>
-          <w:rFonts w:ascii="Times New Roman" w:eastAsia="Times New Roman" w:hAnsi="Times New Roman" w:cs="Times New Roman"/>
           <w:b/>
           <w:bCs/>
           <w:color w:val="000000" w:themeColor="text1"/>
-          <w:kern w:val="0"/>
-          <w:lang w:eastAsia="pt-BR"/>
-          <w14:ligatures w14:val="none"/>
         </w:rPr>
         <w:t>Authentication</w:t>
       </w:r>
@@ -663,34 +739,22 @@
           <w:ilvl w:val="0"/>
           <w:numId w:val="4"/>
         </w:numPr>
-        <w:spacing w:before="100" w:beforeAutospacing="1" w:after="100" w:afterAutospacing="1" w:line="240" w:lineRule="auto"/>
-        <w:rPr>
-          <w:rFonts w:ascii="Times New Roman" w:eastAsia="Times New Roman" w:hAnsi="Times New Roman" w:cs="Times New Roman"/>
-          <w:color w:val="000000" w:themeColor="text1"/>
-          <w:kern w:val="0"/>
-          <w:lang w:eastAsia="pt-BR"/>
-          <w14:ligatures w14:val="none"/>
-        </w:rPr>
-      </w:pPr>
-      <w:r>
-        <w:rPr>
-          <w:rFonts w:ascii="Times New Roman" w:eastAsia="Times New Roman" w:hAnsi="Times New Roman" w:cs="Times New Roman"/>
-          <w:color w:val="000000" w:themeColor="text1"/>
-          <w:kern w:val="0"/>
-          <w:lang w:eastAsia="pt-BR"/>
-          <w14:ligatures w14:val="none"/>
+        <w:spacing w:before="100" w:beforeAutospacing="1" w:after="100" w:afterAutospacing="1"/>
+        <w:rPr>
+          <w:color w:val="000000" w:themeColor="text1"/>
+        </w:rPr>
+      </w:pPr>
+      <w:r>
+        <w:rPr>
+          <w:color w:val="000000" w:themeColor="text1"/>
         </w:rPr>
         <w:t>Abra a área de </w:t>
       </w:r>
       <w:r>
         <w:rPr>
-          <w:rFonts w:ascii="Times New Roman" w:eastAsia="Times New Roman" w:hAnsi="Times New Roman" w:cs="Times New Roman"/>
           <w:b/>
           <w:bCs/>
           <w:color w:val="000000" w:themeColor="text1"/>
-          <w:kern w:val="0"/>
-          <w:lang w:eastAsia="pt-BR"/>
-          <w14:ligatures w14:val="none"/>
         </w:rPr>
         <w:t>Templates de email</w:t>
       </w:r>
@@ -701,56 +765,36 @@
           <w:ilvl w:val="0"/>
           <w:numId w:val="4"/>
         </w:numPr>
-        <w:spacing w:before="100" w:beforeAutospacing="1" w:after="100" w:afterAutospacing="1" w:line="240" w:lineRule="auto"/>
-        <w:rPr>
-          <w:rFonts w:ascii="Times New Roman" w:eastAsia="Times New Roman" w:hAnsi="Times New Roman" w:cs="Times New Roman"/>
-          <w:color w:val="000000" w:themeColor="text1"/>
-          <w:kern w:val="0"/>
-          <w:lang w:eastAsia="pt-BR"/>
-          <w14:ligatures w14:val="none"/>
-        </w:rPr>
-      </w:pPr>
-      <w:r>
-        <w:rPr>
-          <w:rFonts w:ascii="Times New Roman" w:eastAsia="Times New Roman" w:hAnsi="Times New Roman" w:cs="Times New Roman"/>
-          <w:color w:val="000000" w:themeColor="text1"/>
-          <w:kern w:val="0"/>
-          <w:lang w:eastAsia="pt-BR"/>
-          <w14:ligatures w14:val="none"/>
+        <w:spacing w:before="100" w:beforeAutospacing="1" w:after="100" w:afterAutospacing="1"/>
+        <w:rPr>
+          <w:color w:val="000000" w:themeColor="text1"/>
+        </w:rPr>
+      </w:pPr>
+      <w:r>
+        <w:rPr>
+          <w:color w:val="000000" w:themeColor="text1"/>
         </w:rPr>
         <w:t>Confira o template de </w:t>
       </w:r>
       <w:r>
         <w:rPr>
-          <w:rFonts w:ascii="Times New Roman" w:eastAsia="Times New Roman" w:hAnsi="Times New Roman" w:cs="Times New Roman"/>
           <w:b/>
           <w:bCs/>
           <w:color w:val="000000" w:themeColor="text1"/>
-          <w:kern w:val="0"/>
-          <w:lang w:eastAsia="pt-BR"/>
-          <w14:ligatures w14:val="none"/>
         </w:rPr>
         <w:t>Redefinição de senha</w:t>
       </w:r>
     </w:p>
     <w:p>
       <w:pPr>
-        <w:spacing w:before="100" w:beforeAutospacing="1" w:after="100" w:afterAutospacing="1" w:line="240" w:lineRule="auto"/>
-        <w:rPr>
-          <w:rFonts w:ascii="Times New Roman" w:eastAsia="Times New Roman" w:hAnsi="Times New Roman" w:cs="Times New Roman"/>
-          <w:color w:val="000000" w:themeColor="text1"/>
-          <w:kern w:val="0"/>
-          <w:lang w:eastAsia="pt-BR"/>
-          <w14:ligatures w14:val="none"/>
-        </w:rPr>
-      </w:pPr>
-      <w:r>
-        <w:rPr>
-          <w:rFonts w:ascii="Times New Roman" w:eastAsia="Times New Roman" w:hAnsi="Times New Roman" w:cs="Times New Roman"/>
-          <w:color w:val="000000" w:themeColor="text1"/>
-          <w:kern w:val="0"/>
-          <w:lang w:eastAsia="pt-BR"/>
-          <w14:ligatures w14:val="none"/>
+        <w:spacing w:before="100" w:beforeAutospacing="1" w:after="100" w:afterAutospacing="1"/>
+        <w:rPr>
+          <w:color w:val="000000" w:themeColor="text1"/>
+        </w:rPr>
+      </w:pPr>
+      <w:r>
+        <w:rPr>
+          <w:color w:val="000000" w:themeColor="text1"/>
         </w:rPr>
         <w:t>Não precisa customizar agora, mas é bom saber onde fica. O Firebase envia esse email automaticamente quando chamarmos a função de reset.</w:t>
       </w:r>
@@ -758,51 +802,35 @@
     <w:p>
       <w:pPr>
         <w:rPr>
-          <w:rFonts w:ascii="Times New Roman" w:eastAsia="Times New Roman" w:hAnsi="Times New Roman" w:cs="Times New Roman"/>
-          <w:color w:val="000000" w:themeColor="text1"/>
-          <w:kern w:val="0"/>
-          <w:lang w:eastAsia="pt-BR"/>
-          <w14:ligatures w14:val="none"/>
-        </w:rPr>
-      </w:pPr>
-      <w:r>
-        <w:rPr>
-          <w:rFonts w:ascii="Times New Roman" w:eastAsia="Times New Roman" w:hAnsi="Times New Roman" w:cs="Times New Roman"/>
-          <w:color w:val="000000" w:themeColor="text1"/>
-          <w:kern w:val="0"/>
-          <w:lang w:eastAsia="pt-BR"/>
-          <w14:ligatures w14:val="none"/>
+          <w:color w:val="000000" w:themeColor="text1"/>
+        </w:rPr>
+      </w:pPr>
+      <w:r>
+        <w:rPr>
+          <w:color w:val="000000" w:themeColor="text1"/>
         </w:rPr>
         <w:br w:type="page"/>
       </w:r>
     </w:p>
     <w:p>
       <w:pPr>
-        <w:spacing w:before="100" w:beforeAutospacing="1" w:after="100" w:afterAutospacing="1" w:line="240" w:lineRule="auto"/>
+        <w:spacing w:before="100" w:beforeAutospacing="1" w:after="100" w:afterAutospacing="1"/>
         <w:outlineLvl w:val="1"/>
         <w:rPr>
-          <w:rFonts w:ascii="Times New Roman" w:eastAsia="Times New Roman" w:hAnsi="Times New Roman" w:cs="Times New Roman"/>
           <w:b/>
           <w:bCs/>
           <w:color w:val="000000" w:themeColor="text1"/>
-          <w:kern w:val="0"/>
           <w:sz w:val="36"/>
           <w:szCs w:val="36"/>
-          <w:lang w:eastAsia="pt-BR"/>
-          <w14:ligatures w14:val="none"/>
-        </w:rPr>
-      </w:pPr>
-      <w:r>
-        <w:rPr>
-          <w:rFonts w:ascii="Times New Roman" w:eastAsia="Times New Roman" w:hAnsi="Times New Roman" w:cs="Times New Roman"/>
+        </w:rPr>
+      </w:pPr>
+      <w:r>
+        <w:rPr>
           <w:b/>
           <w:bCs/>
           <w:color w:val="000000" w:themeColor="text1"/>
-          <w:kern w:val="0"/>
           <w:sz w:val="36"/>
           <w:szCs w:val="36"/>
-          <w:lang w:eastAsia="pt-BR"/>
-          <w14:ligatures w14:val="none"/>
         </w:rPr>
         <w:lastRenderedPageBreak/>
         <w:t>Passo 2 — Instalar o Firebase e preparar o arquivo de configuração</w:t>
@@ -810,141 +838,93 @@
     </w:p>
     <w:p>
       <w:pPr>
-        <w:spacing w:before="100" w:beforeAutospacing="1" w:after="100" w:afterAutospacing="1" w:line="240" w:lineRule="auto"/>
-        <w:rPr>
-          <w:rFonts w:ascii="Times New Roman" w:eastAsia="Times New Roman" w:hAnsi="Times New Roman" w:cs="Times New Roman"/>
-          <w:color w:val="000000" w:themeColor="text1"/>
-          <w:kern w:val="0"/>
-          <w:lang w:eastAsia="pt-BR"/>
-          <w14:ligatures w14:val="none"/>
-        </w:rPr>
-      </w:pPr>
-      <w:r>
-        <w:rPr>
-          <w:rFonts w:ascii="Times New Roman" w:eastAsia="Times New Roman" w:hAnsi="Times New Roman" w:cs="Times New Roman"/>
-          <w:color w:val="000000" w:themeColor="text1"/>
-          <w:kern w:val="0"/>
-          <w:lang w:eastAsia="pt-BR"/>
-          <w14:ligatures w14:val="none"/>
+        <w:spacing w:before="100" w:beforeAutospacing="1" w:after="100" w:afterAutospacing="1"/>
+        <w:rPr>
+          <w:color w:val="000000" w:themeColor="text1"/>
+        </w:rPr>
+      </w:pPr>
+      <w:r>
+        <w:rPr>
+          <w:color w:val="000000" w:themeColor="text1"/>
         </w:rPr>
         <w:t>Como seu app está em </w:t>
       </w:r>
       <w:r>
         <w:rPr>
-          <w:rFonts w:ascii="Times New Roman" w:eastAsia="Times New Roman" w:hAnsi="Times New Roman" w:cs="Times New Roman"/>
           <w:b/>
           <w:bCs/>
           <w:color w:val="000000" w:themeColor="text1"/>
-          <w:kern w:val="0"/>
-          <w:lang w:eastAsia="pt-BR"/>
-          <w14:ligatures w14:val="none"/>
         </w:rPr>
         <w:t>Expo</w:t>
       </w:r>
       <w:r>
         <w:rPr>
-          <w:rFonts w:ascii="Times New Roman" w:eastAsia="Times New Roman" w:hAnsi="Times New Roman" w:cs="Times New Roman"/>
-          <w:color w:val="000000" w:themeColor="text1"/>
-          <w:kern w:val="0"/>
-          <w:lang w:eastAsia="pt-BR"/>
-          <w14:ligatures w14:val="none"/>
+          <w:color w:val="000000" w:themeColor="text1"/>
         </w:rPr>
         <w:t> e o escopo agora é </w:t>
       </w:r>
       <w:r>
         <w:rPr>
-          <w:rFonts w:ascii="Times New Roman" w:eastAsia="Times New Roman" w:hAnsi="Times New Roman" w:cs="Times New Roman"/>
           <w:b/>
           <w:bCs/>
           <w:color w:val="000000" w:themeColor="text1"/>
-          <w:kern w:val="0"/>
-          <w:lang w:eastAsia="pt-BR"/>
-          <w14:ligatures w14:val="none"/>
         </w:rPr>
         <w:t>email/senha + reset de senha</w:t>
       </w:r>
       <w:r>
         <w:rPr>
-          <w:rFonts w:ascii="Times New Roman" w:eastAsia="Times New Roman" w:hAnsi="Times New Roman" w:cs="Times New Roman"/>
-          <w:color w:val="000000" w:themeColor="text1"/>
-          <w:kern w:val="0"/>
-          <w:lang w:eastAsia="pt-BR"/>
-          <w14:ligatures w14:val="none"/>
+          <w:color w:val="000000" w:themeColor="text1"/>
         </w:rPr>
         <w:t>, o caminho mais simples e compatível com </w:t>
       </w:r>
       <w:r>
         <w:rPr>
-          <w:rFonts w:ascii="Times New Roman" w:eastAsia="Times New Roman" w:hAnsi="Times New Roman" w:cs="Times New Roman"/>
           <w:b/>
           <w:bCs/>
           <w:color w:val="000000" w:themeColor="text1"/>
-          <w:kern w:val="0"/>
-          <w:lang w:eastAsia="pt-BR"/>
-          <w14:ligatures w14:val="none"/>
         </w:rPr>
         <w:t>Expo Go</w:t>
       </w:r>
       <w:r>
         <w:rPr>
-          <w:rFonts w:ascii="Times New Roman" w:eastAsia="Times New Roman" w:hAnsi="Times New Roman" w:cs="Times New Roman"/>
-          <w:color w:val="000000" w:themeColor="text1"/>
-          <w:kern w:val="0"/>
-          <w:lang w:eastAsia="pt-BR"/>
-          <w14:ligatures w14:val="none"/>
+          <w:color w:val="000000" w:themeColor="text1"/>
         </w:rPr>
         <w:t> é usar o </w:t>
       </w:r>
       <w:r>
         <w:rPr>
-          <w:rFonts w:ascii="Times New Roman" w:eastAsia="Times New Roman" w:hAnsi="Times New Roman" w:cs="Times New Roman"/>
           <w:b/>
           <w:bCs/>
           <w:color w:val="000000" w:themeColor="text1"/>
-          <w:kern w:val="0"/>
-          <w:lang w:eastAsia="pt-BR"/>
-          <w14:ligatures w14:val="none"/>
         </w:rPr>
         <w:t>Firebase JS SDK</w:t>
       </w:r>
       <w:r>
         <w:rPr>
-          <w:rFonts w:ascii="Times New Roman" w:eastAsia="Times New Roman" w:hAnsi="Times New Roman" w:cs="Times New Roman"/>
-          <w:color w:val="000000" w:themeColor="text1"/>
-          <w:kern w:val="0"/>
-          <w:lang w:eastAsia="pt-BR"/>
-          <w14:ligatures w14:val="none"/>
+          <w:color w:val="000000" w:themeColor="text1"/>
         </w:rPr>
         <w:t>. A própria documentação do Expo indica esse caminho para casos como Authentication, Firestore, Realtime Database e Storage em projetos Expo. </w:t>
       </w:r>
     </w:p>
     <w:p>
       <w:pPr>
-        <w:spacing w:before="100" w:beforeAutospacing="1" w:after="100" w:afterAutospacing="1" w:line="240" w:lineRule="auto"/>
+        <w:spacing w:before="100" w:beforeAutospacing="1" w:after="100" w:afterAutospacing="1"/>
         <w:outlineLvl w:val="2"/>
         <w:rPr>
-          <w:rFonts w:ascii="Times New Roman" w:eastAsia="Times New Roman" w:hAnsi="Times New Roman" w:cs="Times New Roman"/>
           <w:b/>
           <w:bCs/>
           <w:color w:val="000000" w:themeColor="text1"/>
-          <w:kern w:val="0"/>
           <w:sz w:val="27"/>
           <w:szCs w:val="27"/>
-          <w:lang w:eastAsia="pt-BR"/>
-          <w14:ligatures w14:val="none"/>
-        </w:rPr>
-      </w:pPr>
-      <w:r>
-        <w:rPr>
-          <w:rFonts w:ascii="Times New Roman" w:eastAsia="Times New Roman" w:hAnsi="Times New Roman" w:cs="Times New Roman"/>
+        </w:rPr>
+      </w:pPr>
+      <w:r>
+        <w:rPr>
           <w:b/>
           <w:bCs/>
           <w:color w:val="000000" w:themeColor="text1"/>
-          <w:kern w:val="0"/>
           <w:sz w:val="27"/>
           <w:szCs w:val="27"/>
-          <w:lang w:eastAsia="pt-BR"/>
-          <w14:ligatures w14:val="none"/>
         </w:rPr>
         <w:t>2.1 Instalar a dependência</w:t>
       </w:r>
@@ -953,74 +933,53 @@
       <w:pPr>
         <w:pStyle w:val="Ttulo3"/>
         <w:rPr>
-          <w:rFonts w:ascii="Times New Roman" w:eastAsia="Times New Roman" w:hAnsi="Times New Roman" w:cs="Times New Roman"/>
+          <w:rFonts w:eastAsia="Times New Roman" w:cs="Times New Roman"/>
           <w:b/>
           <w:bCs/>
           <w:color w:val="000000" w:themeColor="text1"/>
-          <w:kern w:val="0"/>
           <w:sz w:val="27"/>
           <w:szCs w:val="27"/>
-          <w:lang w:eastAsia="pt-BR"/>
-          <w14:ligatures w14:val="none"/>
-        </w:rPr>
-      </w:pPr>
-      <w:r>
-        <w:rPr>
-          <w:rFonts w:ascii="Times New Roman" w:eastAsia="Times New Roman" w:hAnsi="Times New Roman" w:cs="Times New Roman"/>
-          <w:color w:val="000000" w:themeColor="text1"/>
-          <w:kern w:val="0"/>
-          <w:lang w:eastAsia="pt-BR"/>
-          <w14:ligatures w14:val="none"/>
+        </w:rPr>
+      </w:pPr>
+      <w:r>
+        <w:rPr>
+          <w:rFonts w:eastAsia="Times New Roman" w:cs="Times New Roman"/>
+          <w:color w:val="000000" w:themeColor="text1"/>
         </w:rPr>
         <w:t>Na raiz do projeto, rode:</w:t>
       </w:r>
       <w:r>
         <w:rPr>
-          <w:rFonts w:ascii="Times New Roman" w:eastAsia="Times New Roman" w:hAnsi="Times New Roman" w:cs="Times New Roman"/>
-          <w:color w:val="000000" w:themeColor="text1"/>
-          <w:kern w:val="0"/>
-          <w:lang w:eastAsia="pt-BR"/>
-          <w14:ligatures w14:val="none"/>
+          <w:rFonts w:eastAsia="Times New Roman" w:cs="Times New Roman"/>
+          <w:color w:val="000000" w:themeColor="text1"/>
         </w:rPr>
         <w:br/>
       </w:r>
       <w:r>
         <w:rPr>
-          <w:rFonts w:ascii="Times New Roman" w:eastAsia="Times New Roman" w:hAnsi="Times New Roman" w:cs="Times New Roman"/>
-          <w:color w:val="000000" w:themeColor="text1"/>
-          <w:kern w:val="0"/>
-          <w:lang w:eastAsia="pt-BR"/>
-          <w14:ligatures w14:val="none"/>
+          <w:rFonts w:eastAsia="Times New Roman" w:cs="Times New Roman"/>
+          <w:color w:val="000000" w:themeColor="text1"/>
         </w:rPr>
         <w:br/>
       </w:r>
       <w:r>
         <w:rPr>
-          <w:rFonts w:ascii="Times New Roman" w:eastAsia="Times New Roman" w:hAnsi="Times New Roman" w:cs="Times New Roman"/>
-          <w:color w:val="000000" w:themeColor="text1"/>
-          <w:kern w:val="0"/>
-          <w:lang w:eastAsia="pt-BR"/>
-          <w14:ligatures w14:val="none"/>
+          <w:rFonts w:eastAsia="Times New Roman" w:cs="Times New Roman"/>
+          <w:color w:val="000000" w:themeColor="text1"/>
         </w:rPr>
         <w:t>npm install firebase</w:t>
       </w:r>
       <w:r>
         <w:rPr>
-          <w:rFonts w:ascii="Times New Roman" w:eastAsia="Times New Roman" w:hAnsi="Times New Roman" w:cs="Times New Roman"/>
-          <w:color w:val="000000" w:themeColor="text1"/>
-          <w:kern w:val="0"/>
-          <w:lang w:eastAsia="pt-BR"/>
-          <w14:ligatures w14:val="none"/>
+          <w:rFonts w:eastAsia="Times New Roman" w:cs="Times New Roman"/>
+          <w:color w:val="000000" w:themeColor="text1"/>
         </w:rPr>
         <w:br/>
       </w:r>
       <w:r>
         <w:rPr>
-          <w:rFonts w:ascii="Times New Roman" w:eastAsia="Times New Roman" w:hAnsi="Times New Roman" w:cs="Times New Roman"/>
-          <w:color w:val="000000" w:themeColor="text1"/>
-          <w:kern w:val="0"/>
-          <w:lang w:eastAsia="pt-BR"/>
-          <w14:ligatures w14:val="none"/>
+          <w:rFonts w:eastAsia="Times New Roman" w:cs="Times New Roman"/>
+          <w:color w:val="000000" w:themeColor="text1"/>
         </w:rPr>
         <w:br/>
       </w:r>
@@ -1144,79 +1103,52 @@
       </w:r>
       <w:r>
         <w:rPr>
-          <w:rFonts w:ascii="Times New Roman" w:eastAsia="Times New Roman" w:hAnsi="Times New Roman" w:cs="Times New Roman"/>
+          <w:rFonts w:eastAsia="Times New Roman" w:cs="Times New Roman"/>
           <w:b/>
           <w:bCs/>
           <w:color w:val="000000" w:themeColor="text1"/>
-          <w:kern w:val="0"/>
           <w:sz w:val="27"/>
           <w:szCs w:val="27"/>
-          <w:lang w:eastAsia="pt-BR"/>
-          <w14:ligatures w14:val="none"/>
         </w:rPr>
         <w:t>2.2 Criar uma pasta para configuração</w:t>
       </w:r>
     </w:p>
     <w:p>
       <w:pPr>
-        <w:spacing w:before="100" w:beforeAutospacing="1" w:after="100" w:afterAutospacing="1" w:line="240" w:lineRule="auto"/>
-        <w:rPr>
-          <w:rFonts w:ascii="Times New Roman" w:eastAsia="Times New Roman" w:hAnsi="Times New Roman" w:cs="Times New Roman"/>
-          <w:color w:val="000000" w:themeColor="text1"/>
-          <w:kern w:val="0"/>
-          <w:lang w:eastAsia="pt-BR"/>
-          <w14:ligatures w14:val="none"/>
-        </w:rPr>
-      </w:pPr>
-      <w:r>
-        <w:rPr>
-          <w:rFonts w:ascii="Times New Roman" w:eastAsia="Times New Roman" w:hAnsi="Times New Roman" w:cs="Times New Roman"/>
-          <w:color w:val="000000" w:themeColor="text1"/>
-          <w:kern w:val="0"/>
-          <w:lang w:eastAsia="pt-BR"/>
-          <w14:ligatures w14:val="none"/>
+        <w:spacing w:before="100" w:beforeAutospacing="1" w:after="100" w:afterAutospacing="1"/>
+        <w:rPr>
+          <w:color w:val="000000" w:themeColor="text1"/>
+        </w:rPr>
+      </w:pPr>
+      <w:r>
+        <w:rPr>
+          <w:color w:val="000000" w:themeColor="text1"/>
         </w:rPr>
         <w:t>Sem quebrar sua estrutura atual, sugiro criar apenas esta pasta:</w:t>
       </w:r>
     </w:p>
     <w:p>
       <w:pPr>
-        <w:spacing w:before="100" w:beforeAutospacing="1" w:after="100" w:afterAutospacing="1" w:line="240" w:lineRule="auto"/>
-        <w:rPr>
-          <w:rFonts w:ascii="Times New Roman" w:eastAsia="Times New Roman" w:hAnsi="Times New Roman" w:cs="Times New Roman"/>
-          <w:color w:val="000000" w:themeColor="text1"/>
-          <w:kern w:val="0"/>
-          <w:lang w:eastAsia="pt-BR"/>
-          <w14:ligatures w14:val="none"/>
-        </w:rPr>
-      </w:pPr>
-      <w:r>
-        <w:rPr>
-          <w:rFonts w:ascii="Times New Roman" w:eastAsia="Times New Roman" w:hAnsi="Times New Roman" w:cs="Times New Roman"/>
-          <w:color w:val="000000" w:themeColor="text1"/>
-          <w:kern w:val="0"/>
-          <w:lang w:eastAsia="pt-BR"/>
-          <w14:ligatures w14:val="none"/>
+        <w:spacing w:before="100" w:beforeAutospacing="1" w:after="100" w:afterAutospacing="1"/>
+        <w:rPr>
+          <w:color w:val="000000" w:themeColor="text1"/>
+        </w:rPr>
+      </w:pPr>
+      <w:r>
+        <w:rPr>
+          <w:color w:val="000000" w:themeColor="text1"/>
         </w:rPr>
         <w:t>src/firebase</w:t>
       </w:r>
       <w:r>
         <w:rPr>
-          <w:rFonts w:ascii="Times New Roman" w:eastAsia="Times New Roman" w:hAnsi="Times New Roman" w:cs="Times New Roman"/>
-          <w:color w:val="000000" w:themeColor="text1"/>
-          <w:kern w:val="0"/>
-          <w:lang w:eastAsia="pt-BR"/>
-          <w14:ligatures w14:val="none"/>
+          <w:color w:val="000000" w:themeColor="text1"/>
         </w:rPr>
         <w:br/>
       </w:r>
       <w:r>
         <w:rPr>
-          <w:rFonts w:ascii="Times New Roman" w:eastAsia="Times New Roman" w:hAnsi="Times New Roman" w:cs="Times New Roman"/>
-          <w:color w:val="000000" w:themeColor="text1"/>
-          <w:kern w:val="0"/>
-          <w:lang w:eastAsia="pt-BR"/>
-          <w14:ligatures w14:val="none"/>
+          <w:color w:val="000000" w:themeColor="text1"/>
         </w:rPr>
         <w:br/>
       </w:r>
@@ -1249,21 +1181,13 @@
       </w:r>
       <w:r>
         <w:rPr>
-          <w:rFonts w:ascii="Times New Roman" w:eastAsia="Times New Roman" w:hAnsi="Times New Roman" w:cs="Times New Roman"/>
-          <w:color w:val="000000" w:themeColor="text1"/>
-          <w:kern w:val="0"/>
-          <w:lang w:eastAsia="pt-BR"/>
-          <w14:ligatures w14:val="none"/>
+          <w:color w:val="000000" w:themeColor="text1"/>
         </w:rPr>
         <w:t>src/firebase/config.js</w:t>
       </w:r>
       <w:r>
         <w:rPr>
-          <w:rFonts w:ascii="Times New Roman" w:eastAsia="Times New Roman" w:hAnsi="Times New Roman" w:cs="Times New Roman"/>
-          <w:color w:val="000000" w:themeColor="text1"/>
-          <w:kern w:val="0"/>
-          <w:lang w:eastAsia="pt-BR"/>
-          <w14:ligatures w14:val="none"/>
+          <w:color w:val="000000" w:themeColor="text1"/>
         </w:rPr>
         <w:br/>
       </w:r>
@@ -1271,20 +1195,12 @@
     <w:p>
       <w:pPr>
         <w:rPr>
-          <w:rFonts w:ascii="Times New Roman" w:eastAsia="Times New Roman" w:hAnsi="Times New Roman" w:cs="Times New Roman"/>
-          <w:color w:val="000000" w:themeColor="text1"/>
-          <w:kern w:val="0"/>
-          <w:lang w:eastAsia="pt-BR"/>
-          <w14:ligatures w14:val="none"/>
-        </w:rPr>
-      </w:pPr>
-      <w:r>
-        <w:rPr>
-          <w:rFonts w:ascii="Times New Roman" w:eastAsia="Times New Roman" w:hAnsi="Times New Roman" w:cs="Times New Roman"/>
-          <w:color w:val="000000" w:themeColor="text1"/>
-          <w:kern w:val="0"/>
-          <w:lang w:eastAsia="pt-BR"/>
-          <w14:ligatures w14:val="none"/>
+          <w:color w:val="000000" w:themeColor="text1"/>
+        </w:rPr>
+      </w:pPr>
+      <w:r>
+        <w:rPr>
+          <w:color w:val="000000" w:themeColor="text1"/>
         </w:rPr>
         <w:br w:type="page"/>
       </w:r>
@@ -1907,11 +1823,7 @@
     <w:p>
       <w:pPr>
         <w:rPr>
-          <w:rFonts w:ascii="Times New Roman" w:eastAsia="Times New Roman" w:hAnsi="Times New Roman" w:cs="Times New Roman"/>
-          <w:color w:val="000000" w:themeColor="text1"/>
-          <w:kern w:val="0"/>
-          <w:lang w:eastAsia="pt-BR"/>
-          <w14:ligatures w14:val="none"/>
+          <w:color w:val="000000" w:themeColor="text1"/>
         </w:rPr>
       </w:pPr>
       <w:r>
@@ -2066,7 +1978,7 @@
           <w:ilvl w:val="0"/>
           <w:numId w:val="5"/>
         </w:numPr>
-        <w:spacing w:before="100" w:beforeAutospacing="1" w:after="100" w:afterAutospacing="1" w:line="240" w:lineRule="auto"/>
+        <w:spacing w:before="100" w:beforeAutospacing="1" w:after="100" w:afterAutospacing="1"/>
         <w:rPr>
           <w:color w:val="000000" w:themeColor="text1"/>
         </w:rPr>
@@ -2082,6 +1994,7 @@
       <w:r>
         <w:rPr>
           <w:rStyle w:val="apple-converted-space"/>
+          <w:rFonts w:eastAsiaTheme="majorEastAsia"/>
           <w:color w:val="000000" w:themeColor="text1"/>
         </w:rPr>
         <w:t> </w:t>
@@ -2099,7 +2012,7 @@
           <w:ilvl w:val="0"/>
           <w:numId w:val="5"/>
         </w:numPr>
-        <w:spacing w:before="100" w:beforeAutospacing="1" w:after="100" w:afterAutospacing="1" w:line="240" w:lineRule="auto"/>
+        <w:spacing w:before="100" w:beforeAutospacing="1" w:after="100" w:afterAutospacing="1"/>
         <w:rPr>
           <w:color w:val="000000" w:themeColor="text1"/>
         </w:rPr>
@@ -2115,6 +2028,7 @@
       <w:r>
         <w:rPr>
           <w:rStyle w:val="apple-converted-space"/>
+          <w:rFonts w:eastAsiaTheme="majorEastAsia"/>
           <w:color w:val="000000" w:themeColor="text1"/>
         </w:rPr>
         <w:t> </w:t>
@@ -2132,7 +2046,7 @@
           <w:ilvl w:val="0"/>
           <w:numId w:val="5"/>
         </w:numPr>
-        <w:spacing w:before="100" w:beforeAutospacing="1" w:after="100" w:afterAutospacing="1" w:line="240" w:lineRule="auto"/>
+        <w:spacing w:before="100" w:beforeAutospacing="1" w:after="100" w:afterAutospacing="1"/>
         <w:rPr>
           <w:color w:val="000000" w:themeColor="text1"/>
         </w:rPr>
@@ -2148,6 +2062,7 @@
       <w:r>
         <w:rPr>
           <w:rStyle w:val="apple-converted-space"/>
+          <w:rFonts w:eastAsiaTheme="majorEastAsia"/>
           <w:color w:val="000000" w:themeColor="text1"/>
         </w:rPr>
         <w:t> </w:t>
@@ -2161,6 +2076,7 @@
       <w:r>
         <w:rPr>
           <w:rStyle w:val="apple-converted-space"/>
+          <w:rFonts w:eastAsiaTheme="majorEastAsia"/>
           <w:color w:val="000000" w:themeColor="text1"/>
         </w:rPr>
         <w:t> </w:t>
@@ -2702,11 +2618,7 @@
     <w:p>
       <w:pPr>
         <w:rPr>
-          <w:rFonts w:ascii="Times New Roman" w:eastAsia="Times New Roman" w:hAnsi="Times New Roman" w:cs="Times New Roman"/>
-          <w:color w:val="000000" w:themeColor="text1"/>
-          <w:kern w:val="0"/>
-          <w:lang w:eastAsia="pt-BR"/>
-          <w14:ligatures w14:val="none"/>
+          <w:color w:val="000000" w:themeColor="text1"/>
         </w:rPr>
       </w:pPr>
       <w:r>
@@ -2751,7 +2663,7 @@
           <w:ilvl w:val="0"/>
           <w:numId w:val="6"/>
         </w:numPr>
-        <w:spacing w:before="100" w:beforeAutospacing="1" w:after="100" w:afterAutospacing="1" w:line="240" w:lineRule="auto"/>
+        <w:spacing w:before="100" w:beforeAutospacing="1" w:after="100" w:afterAutospacing="1"/>
         <w:rPr>
           <w:color w:val="000000" w:themeColor="text1"/>
         </w:rPr>
@@ -2769,7 +2681,7 @@
           <w:ilvl w:val="0"/>
           <w:numId w:val="6"/>
         </w:numPr>
-        <w:spacing w:before="100" w:beforeAutospacing="1" w:after="100" w:afterAutospacing="1" w:line="240" w:lineRule="auto"/>
+        <w:spacing w:before="100" w:beforeAutospacing="1" w:after="100" w:afterAutospacing="1"/>
         <w:rPr>
           <w:color w:val="000000" w:themeColor="text1"/>
         </w:rPr>
@@ -2787,7 +2699,7 @@
           <w:ilvl w:val="0"/>
           <w:numId w:val="6"/>
         </w:numPr>
-        <w:spacing w:before="100" w:beforeAutospacing="1" w:after="100" w:afterAutospacing="1" w:line="240" w:lineRule="auto"/>
+        <w:spacing w:before="100" w:beforeAutospacing="1" w:after="100" w:afterAutospacing="1"/>
         <w:rPr>
           <w:color w:val="000000" w:themeColor="text1"/>
         </w:rPr>
@@ -2805,7 +2717,7 @@
           <w:ilvl w:val="0"/>
           <w:numId w:val="6"/>
         </w:numPr>
-        <w:spacing w:before="100" w:beforeAutospacing="1" w:after="100" w:afterAutospacing="1" w:line="240" w:lineRule="auto"/>
+        <w:spacing w:before="100" w:beforeAutospacing="1" w:after="100" w:afterAutospacing="1"/>
         <w:jc w:val="both"/>
         <w:rPr>
           <w:color w:val="000000" w:themeColor="text1"/>
@@ -3124,7 +3036,7 @@
           <w:ilvl w:val="0"/>
           <w:numId w:val="7"/>
         </w:numPr>
-        <w:spacing w:before="100" w:beforeAutospacing="1" w:after="100" w:afterAutospacing="1" w:line="240" w:lineRule="auto"/>
+        <w:spacing w:before="100" w:beforeAutospacing="1" w:after="100" w:afterAutospacing="1"/>
         <w:rPr>
           <w:color w:val="000000" w:themeColor="text1"/>
         </w:rPr>
@@ -3142,7 +3054,7 @@
           <w:ilvl w:val="0"/>
           <w:numId w:val="7"/>
         </w:numPr>
-        <w:spacing w:before="100" w:beforeAutospacing="1" w:after="100" w:afterAutospacing="1" w:line="240" w:lineRule="auto"/>
+        <w:spacing w:before="100" w:beforeAutospacing="1" w:after="100" w:afterAutospacing="1"/>
         <w:rPr>
           <w:color w:val="000000" w:themeColor="text1"/>
         </w:rPr>
@@ -3171,11 +3083,7 @@
     <w:p>
       <w:pPr>
         <w:rPr>
-          <w:rFonts w:ascii="Times New Roman" w:eastAsia="Times New Roman" w:hAnsi="Times New Roman" w:cs="Times New Roman"/>
-          <w:color w:val="000000" w:themeColor="text1"/>
-          <w:kern w:val="0"/>
-          <w:lang w:eastAsia="pt-BR"/>
-          <w14:ligatures w14:val="none"/>
+          <w:color w:val="000000" w:themeColor="text1"/>
         </w:rPr>
       </w:pPr>
       <w:r>
@@ -3271,7 +3179,7 @@
           <w:ilvl w:val="0"/>
           <w:numId w:val="8"/>
         </w:numPr>
-        <w:spacing w:before="100" w:beforeAutospacing="1" w:after="100" w:afterAutospacing="1" w:line="240" w:lineRule="auto"/>
+        <w:spacing w:before="100" w:beforeAutospacing="1" w:after="100" w:afterAutospacing="1"/>
         <w:rPr>
           <w:color w:val="000000" w:themeColor="text1"/>
         </w:rPr>
@@ -3289,7 +3197,7 @@
           <w:ilvl w:val="0"/>
           <w:numId w:val="8"/>
         </w:numPr>
-        <w:spacing w:before="100" w:beforeAutospacing="1" w:after="100" w:afterAutospacing="1" w:line="240" w:lineRule="auto"/>
+        <w:spacing w:before="100" w:beforeAutospacing="1" w:after="100" w:afterAutospacing="1"/>
         <w:rPr>
           <w:color w:val="000000" w:themeColor="text1"/>
         </w:rPr>
@@ -3307,7 +3215,7 @@
           <w:ilvl w:val="0"/>
           <w:numId w:val="8"/>
         </w:numPr>
-        <w:spacing w:before="100" w:beforeAutospacing="1" w:after="100" w:afterAutospacing="1" w:line="240" w:lineRule="auto"/>
+        <w:spacing w:before="100" w:beforeAutospacing="1" w:after="100" w:afterAutospacing="1"/>
         <w:rPr>
           <w:color w:val="000000" w:themeColor="text1"/>
         </w:rPr>
@@ -3321,6 +3229,7 @@
       <w:r>
         <w:rPr>
           <w:rStyle w:val="apple-converted-space"/>
+          <w:rFonts w:eastAsiaTheme="majorEastAsia"/>
           <w:color w:val="000000" w:themeColor="text1"/>
         </w:rPr>
         <w:t> </w:t>
@@ -3340,7 +3249,7 @@
           <w:ilvl w:val="0"/>
           <w:numId w:val="8"/>
         </w:numPr>
-        <w:spacing w:before="100" w:beforeAutospacing="1" w:after="100" w:afterAutospacing="1" w:line="240" w:lineRule="auto"/>
+        <w:spacing w:before="100" w:beforeAutospacing="1" w:after="100" w:afterAutospacing="1"/>
         <w:rPr>
           <w:color w:val="000000" w:themeColor="text1"/>
         </w:rPr>
@@ -3356,6 +3265,7 @@
       <w:r>
         <w:rPr>
           <w:rStyle w:val="apple-converted-space"/>
+          <w:rFonts w:eastAsiaTheme="majorEastAsia"/>
           <w:color w:val="000000" w:themeColor="text1"/>
         </w:rPr>
         <w:t> </w:t>
@@ -3373,7 +3283,7 @@
           <w:ilvl w:val="0"/>
           <w:numId w:val="8"/>
         </w:numPr>
-        <w:spacing w:before="100" w:beforeAutospacing="1" w:after="100" w:afterAutospacing="1" w:line="240" w:lineRule="auto"/>
+        <w:spacing w:before="100" w:beforeAutospacing="1" w:after="100" w:afterAutospacing="1"/>
         <w:rPr>
           <w:color w:val="000000" w:themeColor="text1"/>
         </w:rPr>
@@ -4272,11 +4182,7 @@
     <w:p>
       <w:pPr>
         <w:rPr>
-          <w:rFonts w:ascii="Times New Roman" w:eastAsia="Times New Roman" w:hAnsi="Times New Roman" w:cs="Times New Roman"/>
-          <w:color w:val="000000" w:themeColor="text1"/>
-          <w:kern w:val="0"/>
-          <w:lang w:eastAsia="pt-BR"/>
-          <w14:ligatures w14:val="none"/>
+          <w:color w:val="000000" w:themeColor="text1"/>
         </w:rPr>
       </w:pPr>
       <w:r>
@@ -4321,7 +4227,7 @@
           <w:ilvl w:val="0"/>
           <w:numId w:val="9"/>
         </w:numPr>
-        <w:spacing w:before="100" w:beforeAutospacing="1" w:after="100" w:afterAutospacing="1" w:line="240" w:lineRule="auto"/>
+        <w:spacing w:before="100" w:beforeAutospacing="1" w:after="100" w:afterAutospacing="1"/>
         <w:rPr>
           <w:color w:val="000000" w:themeColor="text1"/>
         </w:rPr>
@@ -4335,6 +4241,7 @@
       <w:r>
         <w:rPr>
           <w:rStyle w:val="apple-converted-space"/>
+          <w:rFonts w:eastAsiaTheme="majorEastAsia"/>
           <w:color w:val="000000" w:themeColor="text1"/>
         </w:rPr>
         <w:t> </w:t>
@@ -4350,6 +4257,7 @@
       <w:r>
         <w:rPr>
           <w:rStyle w:val="apple-converted-space"/>
+          <w:rFonts w:eastAsiaTheme="majorEastAsia"/>
           <w:color w:val="000000" w:themeColor="text1"/>
         </w:rPr>
         <w:t> </w:t>
@@ -4367,7 +4275,7 @@
           <w:ilvl w:val="0"/>
           <w:numId w:val="9"/>
         </w:numPr>
-        <w:spacing w:before="100" w:beforeAutospacing="1" w:after="100" w:afterAutospacing="1" w:line="240" w:lineRule="auto"/>
+        <w:spacing w:before="100" w:beforeAutospacing="1" w:after="100" w:afterAutospacing="1"/>
         <w:rPr>
           <w:color w:val="000000" w:themeColor="text1"/>
         </w:rPr>
@@ -4381,6 +4289,7 @@
       <w:r>
         <w:rPr>
           <w:rStyle w:val="apple-converted-space"/>
+          <w:rFonts w:eastAsiaTheme="majorEastAsia"/>
           <w:color w:val="000000" w:themeColor="text1"/>
         </w:rPr>
         <w:t> </w:t>
@@ -4396,6 +4305,7 @@
       <w:r>
         <w:rPr>
           <w:rStyle w:val="apple-converted-space"/>
+          <w:rFonts w:eastAsiaTheme="majorEastAsia"/>
           <w:color w:val="000000" w:themeColor="text1"/>
         </w:rPr>
         <w:t> </w:t>
@@ -4413,7 +4323,7 @@
           <w:ilvl w:val="0"/>
           <w:numId w:val="9"/>
         </w:numPr>
-        <w:spacing w:before="100" w:beforeAutospacing="1" w:after="100" w:afterAutospacing="1" w:line="240" w:lineRule="auto"/>
+        <w:spacing w:before="100" w:beforeAutospacing="1" w:after="100" w:afterAutospacing="1"/>
         <w:rPr>
           <w:color w:val="000000" w:themeColor="text1"/>
         </w:rPr>
@@ -4427,6 +4337,7 @@
       <w:r>
         <w:rPr>
           <w:rStyle w:val="apple-converted-space"/>
+          <w:rFonts w:eastAsiaTheme="majorEastAsia"/>
           <w:color w:val="000000" w:themeColor="text1"/>
         </w:rPr>
         <w:t> </w:t>
@@ -4442,6 +4353,7 @@
       <w:r>
         <w:rPr>
           <w:rStyle w:val="apple-converted-space"/>
+          <w:rFonts w:eastAsiaTheme="majorEastAsia"/>
           <w:color w:val="000000" w:themeColor="text1"/>
         </w:rPr>
         <w:t> </w:t>
@@ -4459,7 +4371,7 @@
           <w:ilvl w:val="0"/>
           <w:numId w:val="9"/>
         </w:numPr>
-        <w:spacing w:before="100" w:beforeAutospacing="1" w:after="100" w:afterAutospacing="1" w:line="240" w:lineRule="auto"/>
+        <w:spacing w:before="100" w:beforeAutospacing="1" w:after="100" w:afterAutospacing="1"/>
         <w:rPr>
           <w:color w:val="000000" w:themeColor="text1"/>
         </w:rPr>
@@ -4473,6 +4385,7 @@
       <w:r>
         <w:rPr>
           <w:rStyle w:val="apple-converted-space"/>
+          <w:rFonts w:eastAsiaTheme="majorEastAsia"/>
           <w:color w:val="000000" w:themeColor="text1"/>
         </w:rPr>
         <w:t> </w:t>
@@ -4488,6 +4401,7 @@
       <w:r>
         <w:rPr>
           <w:rStyle w:val="apple-converted-space"/>
+          <w:rFonts w:eastAsiaTheme="majorEastAsia"/>
           <w:color w:val="000000" w:themeColor="text1"/>
         </w:rPr>
         <w:t> </w:t>
@@ -4501,6 +4415,7 @@
       <w:r>
         <w:rPr>
           <w:rStyle w:val="apple-converted-space"/>
+          <w:rFonts w:eastAsiaTheme="majorEastAsia"/>
           <w:color w:val="000000" w:themeColor="text1"/>
         </w:rPr>
         <w:t> </w:t>
@@ -4522,7 +4437,7 @@
     </w:p>
     <w:p>
       <w:pPr>
-        <w:spacing w:before="100" w:beforeAutospacing="1" w:after="100" w:afterAutospacing="1" w:line="240" w:lineRule="auto"/>
+        <w:spacing w:before="100" w:beforeAutospacing="1" w:after="100" w:afterAutospacing="1"/>
         <w:rPr>
           <w:color w:val="000000" w:themeColor="text1"/>
         </w:rPr>
@@ -4540,25 +4455,217 @@
         </w:rPr>
         <w:br w:type="page"/>
       </w:r>
-    </w:p>
-    <w:p>
-      <w:pPr>
-        <w:pStyle w:val="Ttulo2"/>
-        <w:rPr>
-          <w:color w:val="000000" w:themeColor="text1"/>
-        </w:rPr>
-      </w:pPr>
-      <w:r>
-        <w:rPr>
-          <w:color w:val="000000" w:themeColor="text1"/>
+      <w:r>
+        <w:rPr>
+          <w:b/>
+          <w:bCs/>
+          <w:color w:val="000000" w:themeColor="text1"/>
+          <w:sz w:val="36"/>
+          <w:szCs w:val="36"/>
         </w:rPr>
         <w:lastRenderedPageBreak/>
-        <w:t>Passo 6 — Integrar a recuperação de senha na</w:t>
+        <w:t>Passo 5 — Integrar o login na </w:t>
+      </w:r>
+      <w:r>
+        <w:rPr>
+          <w:rFonts w:ascii="Courier New" w:hAnsi="Courier New" w:cs="Courier New"/>
+          <w:b/>
+          <w:bCs/>
+          <w:color w:val="000000" w:themeColor="text1"/>
+          <w:sz w:val="20"/>
+          <w:szCs w:val="20"/>
+        </w:rPr>
+        <w:t>LoginScreen</w:t>
+      </w:r>
+    </w:p>
+    <w:p>
+      <w:pPr>
+        <w:spacing w:before="100" w:beforeAutospacing="1" w:after="100" w:afterAutospacing="1"/>
+        <w:rPr>
+          <w:color w:val="000000" w:themeColor="text1"/>
+        </w:rPr>
+      </w:pPr>
+      <w:r>
+        <w:rPr>
+          <w:color w:val="000000" w:themeColor="text1"/>
+        </w:rPr>
+        <w:t>Agora vamos ligar a tela de login ao Firebase.</w:t>
+      </w:r>
+    </w:p>
+    <w:p>
+      <w:pPr>
+        <w:spacing w:before="100" w:beforeAutospacing="1" w:after="100" w:afterAutospacing="1"/>
+        <w:rPr>
+          <w:color w:val="000000" w:themeColor="text1"/>
+        </w:rPr>
+      </w:pPr>
+      <w:r>
+        <w:rPr>
+          <w:color w:val="000000" w:themeColor="text1"/>
+        </w:rPr>
+        <w:t>Neste passo vamos adicionar:</w:t>
+      </w:r>
+    </w:p>
+    <w:p>
+      <w:pPr>
+        <w:numPr>
+          <w:ilvl w:val="0"/>
+          <w:numId w:val="17"/>
+        </w:numPr>
+        <w:spacing w:before="100" w:beforeAutospacing="1" w:after="100" w:afterAutospacing="1"/>
+        <w:rPr>
+          <w:color w:val="000000" w:themeColor="text1"/>
+        </w:rPr>
+      </w:pPr>
+      <w:r>
+        <w:rPr>
+          <w:color w:val="000000" w:themeColor="text1"/>
+        </w:rPr>
+        <w:t>controle dos campos</w:t>
+      </w:r>
+    </w:p>
+    <w:p>
+      <w:pPr>
+        <w:numPr>
+          <w:ilvl w:val="0"/>
+          <w:numId w:val="17"/>
+        </w:numPr>
+        <w:spacing w:before="100" w:beforeAutospacing="1" w:after="100" w:afterAutospacing="1"/>
+        <w:rPr>
+          <w:color w:val="000000" w:themeColor="text1"/>
+        </w:rPr>
+      </w:pPr>
+      <w:r>
+        <w:rPr>
+          <w:color w:val="000000" w:themeColor="text1"/>
+        </w:rPr>
+        <w:t>validação básica</w:t>
+      </w:r>
+    </w:p>
+    <w:p>
+      <w:pPr>
+        <w:numPr>
+          <w:ilvl w:val="0"/>
+          <w:numId w:val="17"/>
+        </w:numPr>
+        <w:spacing w:before="100" w:beforeAutospacing="1" w:after="100" w:afterAutospacing="1"/>
+        <w:rPr>
+          <w:color w:val="000000" w:themeColor="text1"/>
+        </w:rPr>
+      </w:pPr>
+      <w:r>
+        <w:rPr>
+          <w:color w:val="000000" w:themeColor="text1"/>
+        </w:rPr>
+        <w:t>chamada do </w:t>
+      </w:r>
+      <w:r>
+        <w:rPr>
+          <w:rFonts w:ascii="Courier New" w:hAnsi="Courier New" w:cs="Courier New"/>
+          <w:color w:val="000000" w:themeColor="text1"/>
+          <w:sz w:val="20"/>
+          <w:szCs w:val="20"/>
+        </w:rPr>
+        <w:t>loginUser</w:t>
+      </w:r>
+    </w:p>
+    <w:p>
+      <w:pPr>
+        <w:numPr>
+          <w:ilvl w:val="0"/>
+          <w:numId w:val="17"/>
+        </w:numPr>
+        <w:spacing w:before="100" w:beforeAutospacing="1" w:after="100" w:afterAutospacing="1"/>
+        <w:rPr>
+          <w:color w:val="000000" w:themeColor="text1"/>
+        </w:rPr>
+      </w:pPr>
+      <w:r>
+        <w:rPr>
+          <w:rFonts w:ascii="Courier New" w:hAnsi="Courier New" w:cs="Courier New"/>
+          <w:color w:val="000000" w:themeColor="text1"/>
+          <w:sz w:val="20"/>
+          <w:szCs w:val="20"/>
+        </w:rPr>
+        <w:t>Alert</w:t>
+      </w:r>
+      <w:r>
+        <w:rPr>
+          <w:color w:val="000000" w:themeColor="text1"/>
+        </w:rPr>
+        <w:t> para erro</w:t>
+      </w:r>
+    </w:p>
+    <w:p>
+      <w:pPr>
+        <w:numPr>
+          <w:ilvl w:val="0"/>
+          <w:numId w:val="17"/>
+        </w:numPr>
+        <w:spacing w:before="100" w:beforeAutospacing="1" w:after="100" w:afterAutospacing="1"/>
+        <w:rPr>
+          <w:color w:val="000000" w:themeColor="text1"/>
+        </w:rPr>
+      </w:pPr>
+      <w:r>
+        <w:rPr>
+          <w:color w:val="000000" w:themeColor="text1"/>
+        </w:rPr>
+        <w:t>navegação para </w:t>
+      </w:r>
+      <w:r>
+        <w:rPr>
+          <w:rFonts w:ascii="Courier New" w:hAnsi="Courier New" w:cs="Courier New"/>
+          <w:color w:val="000000" w:themeColor="text1"/>
+          <w:sz w:val="20"/>
+          <w:szCs w:val="20"/>
+        </w:rPr>
+        <w:t>Home</w:t>
+      </w:r>
+      <w:r>
+        <w:rPr>
+          <w:color w:val="000000" w:themeColor="text1"/>
+        </w:rPr>
+        <w:t> quando o login der certo</w:t>
+      </w:r>
+    </w:p>
+    <w:p>
+      <w:pPr>
+        <w:numPr>
+          <w:ilvl w:val="0"/>
+          <w:numId w:val="17"/>
+        </w:numPr>
+        <w:spacing w:before="100" w:beforeAutospacing="1" w:after="100" w:afterAutospacing="1"/>
+        <w:rPr>
+          <w:color w:val="000000" w:themeColor="text1"/>
+        </w:rPr>
+      </w:pPr>
+    </w:p>
+    <w:p>
+      <w:pPr>
+        <w:rPr>
+          <w:rFonts w:ascii="-webkit-standard" w:hAnsi="-webkit-standard"/>
+          <w:color w:val="000000" w:themeColor="text1"/>
+          <w:sz w:val="27"/>
+          <w:szCs w:val="27"/>
+        </w:rPr>
+      </w:pPr>
+      <w:r>
+        <w:rPr>
+          <w:rFonts w:ascii="-webkit-standard" w:hAnsi="-webkit-standard"/>
+          <w:color w:val="000000" w:themeColor="text1"/>
+          <w:sz w:val="27"/>
+          <w:szCs w:val="27"/>
+        </w:rPr>
+        <w:t>Substitua sua</w:t>
       </w:r>
       <w:r>
         <w:rPr>
           <w:rStyle w:val="apple-converted-space"/>
-          <w:color w:val="000000" w:themeColor="text1"/>
+          <w:rFonts w:ascii="-webkit-standard" w:eastAsiaTheme="majorEastAsia" w:hAnsi="-webkit-standard"/>
+          <w:color w:val="000000" w:themeColor="text1"/>
+          <w:sz w:val="27"/>
+          <w:szCs w:val="27"/>
         </w:rPr>
         <w:t> </w:t>
       </w:r>
@@ -4568,6 +4675,751 @@
           <w:rFonts w:eastAsiaTheme="majorEastAsia"/>
           <w:color w:val="000000" w:themeColor="text1"/>
         </w:rPr>
+        <w:t>LoginScreen.js</w:t>
+      </w:r>
+      <w:r>
+        <w:rPr>
+          <w:rStyle w:val="apple-converted-space"/>
+          <w:rFonts w:ascii="-webkit-standard" w:eastAsiaTheme="majorEastAsia" w:hAnsi="-webkit-standard"/>
+          <w:color w:val="000000" w:themeColor="text1"/>
+          <w:sz w:val="27"/>
+          <w:szCs w:val="27"/>
+        </w:rPr>
+        <w:t> </w:t>
+      </w:r>
+      <w:r>
+        <w:rPr>
+          <w:rFonts w:ascii="-webkit-standard" w:hAnsi="-webkit-standard"/>
+          <w:color w:val="000000" w:themeColor="text1"/>
+          <w:sz w:val="27"/>
+          <w:szCs w:val="27"/>
+        </w:rPr>
+        <w:t>por esta versão</w:t>
+      </w:r>
+    </w:p>
+    <w:p>
+      <w:pPr>
+        <w:rPr>
+          <w:rFonts w:ascii="-webkit-standard" w:hAnsi="-webkit-standard"/>
+          <w:color w:val="000000" w:themeColor="text1"/>
+          <w:sz w:val="27"/>
+          <w:szCs w:val="27"/>
+        </w:rPr>
+      </w:pPr>
+    </w:p>
+    <w:p>
+      <w:pPr>
+        <w:rPr>
+          <w:color w:val="000000" w:themeColor="text1"/>
+        </w:rPr>
+      </w:pPr>
+      <w:r>
+        <w:rPr>
+          <w:color w:val="000000" w:themeColor="text1"/>
+        </w:rPr>
+        <w:t>// FILE: src/screens/LoginScreen.js</w:t>
+      </w:r>
+    </w:p>
+    <w:p>
+      <w:pPr>
+        <w:rPr>
+          <w:color w:val="000000" w:themeColor="text1"/>
+        </w:rPr>
+      </w:pPr>
+      <w:r>
+        <w:rPr>
+          <w:color w:val="000000" w:themeColor="text1"/>
+        </w:rPr>
+        <w:t>import { useState } from 'react';</w:t>
+      </w:r>
+    </w:p>
+    <w:p>
+      <w:pPr>
+        <w:rPr>
+          <w:color w:val="000000" w:themeColor="text1"/>
+        </w:rPr>
+      </w:pPr>
+      <w:r>
+        <w:rPr>
+          <w:color w:val="000000" w:themeColor="text1"/>
+        </w:rPr>
+        <w:t>import { View, Text, TextInput, Button, TouchableOpacity, Alert } from 'react-native';</w:t>
+      </w:r>
+    </w:p>
+    <w:p>
+      <w:pPr>
+        <w:rPr>
+          <w:color w:val="000000" w:themeColor="text1"/>
+        </w:rPr>
+      </w:pPr>
+      <w:r>
+        <w:rPr>
+          <w:color w:val="000000" w:themeColor="text1"/>
+        </w:rPr>
+        <w:t>import { loginUser } from '../firebase/authService';</w:t>
+      </w:r>
+    </w:p>
+    <w:p>
+      <w:pPr>
+        <w:rPr>
+          <w:color w:val="000000" w:themeColor="text1"/>
+        </w:rPr>
+      </w:pPr>
+    </w:p>
+    <w:p>
+      <w:pPr>
+        <w:rPr>
+          <w:color w:val="000000" w:themeColor="text1"/>
+        </w:rPr>
+      </w:pPr>
+      <w:r>
+        <w:rPr>
+          <w:color w:val="000000" w:themeColor="text1"/>
+        </w:rPr>
+        <w:t>export default function LoginScreen({ navigation }) {</w:t>
+      </w:r>
+    </w:p>
+    <w:p>
+      <w:pPr>
+        <w:rPr>
+          <w:color w:val="000000" w:themeColor="text1"/>
+        </w:rPr>
+      </w:pPr>
+      <w:r>
+        <w:rPr>
+          <w:color w:val="000000" w:themeColor="text1"/>
+        </w:rPr>
+        <w:t xml:space="preserve">  const [email, setEmail] = useState('');</w:t>
+      </w:r>
+    </w:p>
+    <w:p>
+      <w:pPr>
+        <w:rPr>
+          <w:color w:val="000000" w:themeColor="text1"/>
+        </w:rPr>
+      </w:pPr>
+      <w:r>
+        <w:rPr>
+          <w:color w:val="000000" w:themeColor="text1"/>
+        </w:rPr>
+        <w:t xml:space="preserve">  const [password, setPassword] = useState('');</w:t>
+      </w:r>
+    </w:p>
+    <w:p>
+      <w:pPr>
+        <w:rPr>
+          <w:color w:val="000000" w:themeColor="text1"/>
+        </w:rPr>
+      </w:pPr>
+    </w:p>
+    <w:p>
+      <w:pPr>
+        <w:rPr>
+          <w:color w:val="000000" w:themeColor="text1"/>
+        </w:rPr>
+      </w:pPr>
+      <w:r>
+        <w:rPr>
+          <w:color w:val="000000" w:themeColor="text1"/>
+        </w:rPr>
+        <w:t xml:space="preserve">  async function handleLogin() {</w:t>
+      </w:r>
+    </w:p>
+    <w:p>
+      <w:pPr>
+        <w:rPr>
+          <w:color w:val="000000" w:themeColor="text1"/>
+        </w:rPr>
+      </w:pPr>
+      <w:r>
+        <w:rPr>
+          <w:color w:val="000000" w:themeColor="text1"/>
+        </w:rPr>
+        <w:t xml:space="preserve">    if (!email.trim() || !password.trim()) {</w:t>
+      </w:r>
+    </w:p>
+    <w:p>
+      <w:pPr>
+        <w:rPr>
+          <w:color w:val="000000" w:themeColor="text1"/>
+        </w:rPr>
+      </w:pPr>
+      <w:r>
+        <w:rPr>
+          <w:color w:val="000000" w:themeColor="text1"/>
+        </w:rPr>
+        <w:t xml:space="preserve">      Alert.alert('Atenção', 'Preencha email e senha.');</w:t>
+      </w:r>
+    </w:p>
+    <w:p>
+      <w:pPr>
+        <w:rPr>
+          <w:color w:val="000000" w:themeColor="text1"/>
+        </w:rPr>
+      </w:pPr>
+      <w:r>
+        <w:rPr>
+          <w:color w:val="000000" w:themeColor="text1"/>
+        </w:rPr>
+        <w:t xml:space="preserve">      return;</w:t>
+      </w:r>
+    </w:p>
+    <w:p>
+      <w:pPr>
+        <w:rPr>
+          <w:color w:val="000000" w:themeColor="text1"/>
+        </w:rPr>
+      </w:pPr>
+      <w:r>
+        <w:rPr>
+          <w:color w:val="000000" w:themeColor="text1"/>
+        </w:rPr>
+        <w:t xml:space="preserve">    }</w:t>
+      </w:r>
+    </w:p>
+    <w:p>
+      <w:pPr>
+        <w:rPr>
+          <w:color w:val="000000" w:themeColor="text1"/>
+        </w:rPr>
+      </w:pPr>
+    </w:p>
+    <w:p>
+      <w:pPr>
+        <w:rPr>
+          <w:color w:val="000000" w:themeColor="text1"/>
+        </w:rPr>
+      </w:pPr>
+      <w:r>
+        <w:rPr>
+          <w:color w:val="000000" w:themeColor="text1"/>
+        </w:rPr>
+        <w:t xml:space="preserve">    try {</w:t>
+      </w:r>
+    </w:p>
+    <w:p>
+      <w:pPr>
+        <w:rPr>
+          <w:color w:val="000000" w:themeColor="text1"/>
+        </w:rPr>
+      </w:pPr>
+      <w:r>
+        <w:rPr>
+          <w:color w:val="000000" w:themeColor="text1"/>
+        </w:rPr>
+        <w:t xml:space="preserve">      await loginUser(email.trim(), password);</w:t>
+      </w:r>
+    </w:p>
+    <w:p>
+      <w:pPr>
+        <w:rPr>
+          <w:color w:val="000000" w:themeColor="text1"/>
+        </w:rPr>
+      </w:pPr>
+      <w:r>
+        <w:rPr>
+          <w:color w:val="000000" w:themeColor="text1"/>
+        </w:rPr>
+        <w:t xml:space="preserve">      navigation.navigate('Home');</w:t>
+      </w:r>
+    </w:p>
+    <w:p>
+      <w:pPr>
+        <w:rPr>
+          <w:color w:val="000000" w:themeColor="text1"/>
+        </w:rPr>
+      </w:pPr>
+      <w:r>
+        <w:rPr>
+          <w:color w:val="000000" w:themeColor="text1"/>
+        </w:rPr>
+        <w:t xml:space="preserve">    } catch (error) {</w:t>
+      </w:r>
+    </w:p>
+    <w:p>
+      <w:pPr>
+        <w:rPr>
+          <w:color w:val="000000" w:themeColor="text1"/>
+        </w:rPr>
+      </w:pPr>
+      <w:r>
+        <w:rPr>
+          <w:color w:val="000000" w:themeColor="text1"/>
+        </w:rPr>
+        <w:t xml:space="preserve">      Alert.alert('Erro ao entrar', error.message);</w:t>
+      </w:r>
+    </w:p>
+    <w:p>
+      <w:pPr>
+        <w:rPr>
+          <w:color w:val="000000" w:themeColor="text1"/>
+        </w:rPr>
+      </w:pPr>
+      <w:r>
+        <w:rPr>
+          <w:color w:val="000000" w:themeColor="text1"/>
+        </w:rPr>
+        <w:t xml:space="preserve">    }</w:t>
+      </w:r>
+    </w:p>
+    <w:p>
+      <w:pPr>
+        <w:rPr>
+          <w:color w:val="000000" w:themeColor="text1"/>
+        </w:rPr>
+      </w:pPr>
+      <w:r>
+        <w:rPr>
+          <w:color w:val="000000" w:themeColor="text1"/>
+        </w:rPr>
+        <w:t xml:space="preserve">  }</w:t>
+      </w:r>
+    </w:p>
+    <w:p>
+      <w:pPr>
+        <w:rPr>
+          <w:color w:val="000000" w:themeColor="text1"/>
+        </w:rPr>
+      </w:pPr>
+    </w:p>
+    <w:p>
+      <w:pPr>
+        <w:rPr>
+          <w:color w:val="000000" w:themeColor="text1"/>
+        </w:rPr>
+      </w:pPr>
+      <w:r>
+        <w:rPr>
+          <w:color w:val="000000" w:themeColor="text1"/>
+        </w:rPr>
+        <w:t xml:space="preserve">  return (</w:t>
+      </w:r>
+    </w:p>
+    <w:p>
+      <w:pPr>
+        <w:rPr>
+          <w:color w:val="000000" w:themeColor="text1"/>
+        </w:rPr>
+      </w:pPr>
+      <w:r>
+        <w:rPr>
+          <w:color w:val="000000" w:themeColor="text1"/>
+        </w:rPr>
+        <w:t xml:space="preserve">    &lt;View style={{ flex: 1, justifyContent: 'center', padding: 20 }}&gt;</w:t>
+      </w:r>
+    </w:p>
+    <w:p>
+      <w:pPr>
+        <w:rPr>
+          <w:color w:val="000000" w:themeColor="text1"/>
+        </w:rPr>
+      </w:pPr>
+      <w:r>
+        <w:rPr>
+          <w:color w:val="000000" w:themeColor="text1"/>
+        </w:rPr>
+        <w:t xml:space="preserve">      &lt;Text style={{ fontSize: 24, marginBottom: 20 }}&gt;Login&lt;/Text&gt;</w:t>
+      </w:r>
+    </w:p>
+    <w:p>
+      <w:pPr>
+        <w:rPr>
+          <w:color w:val="000000" w:themeColor="text1"/>
+        </w:rPr>
+      </w:pPr>
+    </w:p>
+    <w:p>
+      <w:pPr>
+        <w:rPr>
+          <w:color w:val="000000" w:themeColor="text1"/>
+        </w:rPr>
+      </w:pPr>
+      <w:r>
+        <w:rPr>
+          <w:color w:val="000000" w:themeColor="text1"/>
+        </w:rPr>
+        <w:t xml:space="preserve">      &lt;TextInput</w:t>
+      </w:r>
+    </w:p>
+    <w:p>
+      <w:pPr>
+        <w:rPr>
+          <w:color w:val="000000" w:themeColor="text1"/>
+        </w:rPr>
+      </w:pPr>
+      <w:r>
+        <w:rPr>
+          <w:color w:val="000000" w:themeColor="text1"/>
+        </w:rPr>
+        <w:t xml:space="preserve">        placeholder="Email"</w:t>
+      </w:r>
+    </w:p>
+    <w:p>
+      <w:pPr>
+        <w:rPr>
+          <w:color w:val="000000" w:themeColor="text1"/>
+        </w:rPr>
+      </w:pPr>
+      <w:r>
+        <w:rPr>
+          <w:color w:val="000000" w:themeColor="text1"/>
+        </w:rPr>
+        <w:t xml:space="preserve">        value={email}</w:t>
+      </w:r>
+    </w:p>
+    <w:p>
+      <w:pPr>
+        <w:rPr>
+          <w:color w:val="000000" w:themeColor="text1"/>
+        </w:rPr>
+      </w:pPr>
+      <w:r>
+        <w:rPr>
+          <w:color w:val="000000" w:themeColor="text1"/>
+        </w:rPr>
+        <w:t xml:space="preserve">        onChangeText={setEmail}</w:t>
+      </w:r>
+    </w:p>
+    <w:p>
+      <w:pPr>
+        <w:rPr>
+          <w:color w:val="000000" w:themeColor="text1"/>
+        </w:rPr>
+      </w:pPr>
+      <w:r>
+        <w:rPr>
+          <w:color w:val="000000" w:themeColor="text1"/>
+        </w:rPr>
+        <w:t xml:space="preserve">        autoCapitalize="none"</w:t>
+      </w:r>
+    </w:p>
+    <w:p>
+      <w:pPr>
+        <w:rPr>
+          <w:color w:val="000000" w:themeColor="text1"/>
+        </w:rPr>
+      </w:pPr>
+      <w:r>
+        <w:rPr>
+          <w:color w:val="000000" w:themeColor="text1"/>
+        </w:rPr>
+        <w:t xml:space="preserve">        keyboardType="email-address"</w:t>
+      </w:r>
+    </w:p>
+    <w:p>
+      <w:pPr>
+        <w:rPr>
+          <w:color w:val="000000" w:themeColor="text1"/>
+        </w:rPr>
+      </w:pPr>
+      <w:r>
+        <w:rPr>
+          <w:color w:val="000000" w:themeColor="text1"/>
+        </w:rPr>
+        <w:t xml:space="preserve">        style={{ borderWidth: 1, marginBottom: 10, padding: 10 }}</w:t>
+      </w:r>
+    </w:p>
+    <w:p>
+      <w:pPr>
+        <w:rPr>
+          <w:color w:val="000000" w:themeColor="text1"/>
+        </w:rPr>
+      </w:pPr>
+      <w:r>
+        <w:rPr>
+          <w:color w:val="000000" w:themeColor="text1"/>
+        </w:rPr>
+        <w:t xml:space="preserve">      /&gt;</w:t>
+      </w:r>
+    </w:p>
+    <w:p>
+      <w:pPr>
+        <w:rPr>
+          <w:color w:val="000000" w:themeColor="text1"/>
+        </w:rPr>
+      </w:pPr>
+    </w:p>
+    <w:p>
+      <w:pPr>
+        <w:rPr>
+          <w:color w:val="000000" w:themeColor="text1"/>
+        </w:rPr>
+      </w:pPr>
+      <w:r>
+        <w:rPr>
+          <w:color w:val="000000" w:themeColor="text1"/>
+        </w:rPr>
+        <w:t xml:space="preserve">      &lt;TextInput</w:t>
+      </w:r>
+    </w:p>
+    <w:p>
+      <w:pPr>
+        <w:rPr>
+          <w:color w:val="000000" w:themeColor="text1"/>
+        </w:rPr>
+      </w:pPr>
+      <w:r>
+        <w:rPr>
+          <w:color w:val="000000" w:themeColor="text1"/>
+        </w:rPr>
+        <w:t xml:space="preserve">        placeholder="Senha"</w:t>
+      </w:r>
+    </w:p>
+    <w:p>
+      <w:pPr>
+        <w:rPr>
+          <w:color w:val="000000" w:themeColor="text1"/>
+        </w:rPr>
+      </w:pPr>
+      <w:r>
+        <w:rPr>
+          <w:color w:val="000000" w:themeColor="text1"/>
+        </w:rPr>
+        <w:t xml:space="preserve">        value={password}</w:t>
+      </w:r>
+    </w:p>
+    <w:p>
+      <w:pPr>
+        <w:rPr>
+          <w:color w:val="000000" w:themeColor="text1"/>
+        </w:rPr>
+      </w:pPr>
+      <w:r>
+        <w:rPr>
+          <w:color w:val="000000" w:themeColor="text1"/>
+        </w:rPr>
+        <w:t xml:space="preserve">        onChangeText={setPassword}</w:t>
+      </w:r>
+    </w:p>
+    <w:p>
+      <w:pPr>
+        <w:rPr>
+          <w:color w:val="000000" w:themeColor="text1"/>
+        </w:rPr>
+      </w:pPr>
+      <w:r>
+        <w:rPr>
+          <w:color w:val="000000" w:themeColor="text1"/>
+        </w:rPr>
+        <w:t xml:space="preserve">        secureTextEntry</w:t>
+      </w:r>
+    </w:p>
+    <w:p>
+      <w:pPr>
+        <w:rPr>
+          <w:color w:val="000000" w:themeColor="text1"/>
+        </w:rPr>
+      </w:pPr>
+      <w:r>
+        <w:rPr>
+          <w:color w:val="000000" w:themeColor="text1"/>
+        </w:rPr>
+        <w:t xml:space="preserve">        style={{ borderWidth: 1, marginBottom: 10, padding: 10 }}</w:t>
+      </w:r>
+    </w:p>
+    <w:p>
+      <w:pPr>
+        <w:rPr>
+          <w:color w:val="000000" w:themeColor="text1"/>
+        </w:rPr>
+      </w:pPr>
+      <w:r>
+        <w:rPr>
+          <w:color w:val="000000" w:themeColor="text1"/>
+        </w:rPr>
+        <w:t xml:space="preserve">      /&gt;</w:t>
+      </w:r>
+    </w:p>
+    <w:p>
+      <w:pPr>
+        <w:rPr>
+          <w:color w:val="000000" w:themeColor="text1"/>
+        </w:rPr>
+      </w:pPr>
+    </w:p>
+    <w:p>
+      <w:pPr>
+        <w:rPr>
+          <w:color w:val="000000" w:themeColor="text1"/>
+        </w:rPr>
+      </w:pPr>
+      <w:r>
+        <w:rPr>
+          <w:color w:val="000000" w:themeColor="text1"/>
+        </w:rPr>
+        <w:t xml:space="preserve">      &lt;Button title="Entrar" onPress={handleLogin} /&gt;</w:t>
+      </w:r>
+    </w:p>
+    <w:p>
+      <w:pPr>
+        <w:rPr>
+          <w:color w:val="000000" w:themeColor="text1"/>
+        </w:rPr>
+      </w:pPr>
+    </w:p>
+    <w:p>
+      <w:pPr>
+        <w:rPr>
+          <w:color w:val="000000" w:themeColor="text1"/>
+        </w:rPr>
+      </w:pPr>
+      <w:r>
+        <w:rPr>
+          <w:color w:val="000000" w:themeColor="text1"/>
+        </w:rPr>
+        <w:t xml:space="preserve">      &lt;TouchableOpacity onPress={() =&gt; navigation.navigate('Cadastro')}&gt;</w:t>
+      </w:r>
+    </w:p>
+    <w:p>
+      <w:pPr>
+        <w:rPr>
+          <w:color w:val="000000" w:themeColor="text1"/>
+        </w:rPr>
+      </w:pPr>
+      <w:r>
+        <w:rPr>
+          <w:color w:val="000000" w:themeColor="text1"/>
+        </w:rPr>
+        <w:t xml:space="preserve">        &lt;Text style={{ marginTop: 10 }}&gt;Criar conta?&lt;/Text&gt;</w:t>
+      </w:r>
+    </w:p>
+    <w:p>
+      <w:pPr>
+        <w:rPr>
+          <w:color w:val="000000" w:themeColor="text1"/>
+        </w:rPr>
+      </w:pPr>
+      <w:r>
+        <w:rPr>
+          <w:color w:val="000000" w:themeColor="text1"/>
+        </w:rPr>
+        <w:t xml:space="preserve">      &lt;/TouchableOpacity&gt;</w:t>
+      </w:r>
+    </w:p>
+    <w:p>
+      <w:pPr>
+        <w:rPr>
+          <w:color w:val="000000" w:themeColor="text1"/>
+        </w:rPr>
+      </w:pPr>
+    </w:p>
+    <w:p>
+      <w:pPr>
+        <w:rPr>
+          <w:color w:val="000000" w:themeColor="text1"/>
+        </w:rPr>
+      </w:pPr>
+      <w:r>
+        <w:rPr>
+          <w:color w:val="000000" w:themeColor="text1"/>
+        </w:rPr>
+        <w:t xml:space="preserve">      &lt;TouchableOpacity onPress={() =&gt; navigation.navigate('EsqueciSenha')}&gt;</w:t>
+      </w:r>
+    </w:p>
+    <w:p>
+      <w:pPr>
+        <w:rPr>
+          <w:color w:val="000000" w:themeColor="text1"/>
+        </w:rPr>
+      </w:pPr>
+      <w:r>
+        <w:rPr>
+          <w:color w:val="000000" w:themeColor="text1"/>
+        </w:rPr>
+        <w:t xml:space="preserve">        &lt;Text style={{ marginTop: 10 }}&gt;Esqueci minha senha&lt;/Text&gt;</w:t>
+      </w:r>
+    </w:p>
+    <w:p>
+      <w:pPr>
+        <w:rPr>
+          <w:color w:val="000000" w:themeColor="text1"/>
+        </w:rPr>
+      </w:pPr>
+      <w:r>
+        <w:rPr>
+          <w:color w:val="000000" w:themeColor="text1"/>
+        </w:rPr>
+        <w:t xml:space="preserve">      &lt;/TouchableOpacity&gt;</w:t>
+      </w:r>
+    </w:p>
+    <w:p>
+      <w:pPr>
+        <w:rPr>
+          <w:color w:val="000000" w:themeColor="text1"/>
+        </w:rPr>
+      </w:pPr>
+      <w:r>
+        <w:rPr>
+          <w:color w:val="000000" w:themeColor="text1"/>
+        </w:rPr>
+        <w:t xml:space="preserve">    &lt;/View&gt;</w:t>
+      </w:r>
+    </w:p>
+    <w:p>
+      <w:pPr>
+        <w:rPr>
+          <w:color w:val="000000" w:themeColor="text1"/>
+        </w:rPr>
+      </w:pPr>
+      <w:r>
+        <w:rPr>
+          <w:color w:val="000000" w:themeColor="text1"/>
+        </w:rPr>
+        <w:t xml:space="preserve">  );</w:t>
+      </w:r>
+    </w:p>
+    <w:p>
+      <w:pPr>
+        <w:rPr>
+          <w:color w:val="000000" w:themeColor="text1"/>
+        </w:rPr>
+      </w:pPr>
+      <w:r>
+        <w:rPr>
+          <w:color w:val="000000" w:themeColor="text1"/>
+        </w:rPr>
+        <w:t>}</w:t>
+      </w:r>
+      <w:r>
+        <w:rPr>
+          <w:color w:val="000000" w:themeColor="text1"/>
+        </w:rPr>
+        <w:br w:type="page"/>
+      </w:r>
+    </w:p>
+    <w:p>
+      <w:pPr>
+        <w:rPr>
+          <w:color w:val="000000" w:themeColor="text1"/>
+        </w:rPr>
+      </w:pPr>
+    </w:p>
+    <w:p>
+      <w:pPr>
+        <w:pStyle w:val="Ttulo2"/>
+        <w:rPr>
+          <w:color w:val="000000" w:themeColor="text1"/>
+        </w:rPr>
+      </w:pPr>
+      <w:r>
+        <w:rPr>
+          <w:color w:val="000000" w:themeColor="text1"/>
+        </w:rPr>
+        <w:t>Passo 6 — Integrar a recuperação de senha na</w:t>
+      </w:r>
+      <w:r>
+        <w:rPr>
+          <w:rStyle w:val="apple-converted-space"/>
+          <w:color w:val="000000" w:themeColor="text1"/>
+        </w:rPr>
+        <w:t> </w:t>
+      </w:r>
+      <w:r>
+        <w:rPr>
+          <w:rStyle w:val="CdigoHTML"/>
+          <w:rFonts w:eastAsiaTheme="majorEastAsia"/>
+          <w:color w:val="000000" w:themeColor="text1"/>
+        </w:rPr>
         <w:t>ForgotPasswordScreen</w:t>
       </w:r>
     </w:p>
@@ -4695,337 +5547,197 @@
     </w:p>
     <w:p/>
     <w:p>
-      <w:pPr>
-        <w:spacing w:after="0"/>
-      </w:pPr>
       <w:r>
         <w:t>// FILE: src/screens/ForgotPasswordScreen.js</w:t>
       </w:r>
     </w:p>
     <w:p>
-      <w:pPr>
-        <w:spacing w:after="0"/>
-      </w:pPr>
       <w:r>
         <w:t>import { useState } from 'react';</w:t>
       </w:r>
     </w:p>
     <w:p>
-      <w:pPr>
-        <w:spacing w:after="0"/>
-      </w:pPr>
       <w:r>
         <w:t>import { View, Text, TextInput, Button, Alert } from 'react-native';</w:t>
       </w:r>
     </w:p>
     <w:p>
-      <w:pPr>
-        <w:spacing w:after="0"/>
-      </w:pPr>
       <w:r>
         <w:t>import { resetUserPassword } from '../firebase/authService';</w:t>
       </w:r>
     </w:p>
-    <w:p>
-      <w:pPr>
-        <w:spacing w:after="0"/>
-      </w:pPr>
-    </w:p>
-    <w:p>
-      <w:pPr>
-        <w:spacing w:after="0"/>
-      </w:pPr>
+    <w:p/>
+    <w:p>
       <w:r>
         <w:t>export default function ForgotPasswordScreen({ navigation }) {</w:t>
       </w:r>
     </w:p>
     <w:p>
-      <w:pPr>
-        <w:spacing w:after="0"/>
-      </w:pPr>
       <w:r>
         <w:t xml:space="preserve">  const [email, setEmail] = useState('');</w:t>
       </w:r>
     </w:p>
-    <w:p>
-      <w:pPr>
-        <w:spacing w:after="0"/>
-      </w:pPr>
-    </w:p>
-    <w:p>
-      <w:pPr>
-        <w:spacing w:after="0"/>
-      </w:pPr>
+    <w:p/>
+    <w:p>
       <w:r>
         <w:t xml:space="preserve">  async function handleResetPassword() {</w:t>
       </w:r>
     </w:p>
     <w:p>
-      <w:pPr>
-        <w:spacing w:after="0"/>
-      </w:pPr>
       <w:r>
         <w:t xml:space="preserve">    if (!email.trim()) {</w:t>
       </w:r>
     </w:p>
     <w:p>
-      <w:pPr>
-        <w:spacing w:after="0"/>
-      </w:pPr>
       <w:r>
         <w:t xml:space="preserve">      Alert.alert('Atenção', 'Informe seu email.');</w:t>
       </w:r>
     </w:p>
     <w:p>
-      <w:pPr>
-        <w:spacing w:after="0"/>
-      </w:pPr>
       <w:r>
         <w:t xml:space="preserve">      return;</w:t>
       </w:r>
     </w:p>
     <w:p>
-      <w:pPr>
-        <w:spacing w:after="0"/>
-      </w:pPr>
       <w:r>
         <w:t xml:space="preserve">    }</w:t>
       </w:r>
     </w:p>
-    <w:p>
-      <w:pPr>
-        <w:spacing w:after="0"/>
-      </w:pPr>
-    </w:p>
-    <w:p>
-      <w:pPr>
-        <w:spacing w:after="0"/>
-      </w:pPr>
+    <w:p/>
+    <w:p>
       <w:r>
         <w:t xml:space="preserve">    try {</w:t>
       </w:r>
     </w:p>
     <w:p>
-      <w:pPr>
-        <w:spacing w:after="0"/>
-      </w:pPr>
       <w:r>
         <w:t xml:space="preserve">      await resetUserPassword(email.trim());</w:t>
       </w:r>
     </w:p>
     <w:p>
-      <w:pPr>
-        <w:spacing w:after="0"/>
-      </w:pPr>
       <w:r>
         <w:t xml:space="preserve">      Alert.alert(</w:t>
       </w:r>
     </w:p>
     <w:p>
-      <w:pPr>
-        <w:spacing w:after="0"/>
-      </w:pPr>
       <w:r>
         <w:t xml:space="preserve">        'Email enviado',</w:t>
       </w:r>
     </w:p>
     <w:p>
-      <w:pPr>
-        <w:spacing w:after="0"/>
-      </w:pPr>
       <w:r>
         <w:t xml:space="preserve">        'Enviamos as instruções de recuperação de senha para seu email.'</w:t>
       </w:r>
     </w:p>
     <w:p>
-      <w:pPr>
-        <w:spacing w:after="0"/>
-      </w:pPr>
       <w:r>
         <w:t xml:space="preserve">      );</w:t>
       </w:r>
     </w:p>
     <w:p>
-      <w:pPr>
-        <w:spacing w:after="0"/>
-      </w:pPr>
       <w:r>
         <w:t xml:space="preserve">      navigation.goBack();</w:t>
       </w:r>
     </w:p>
     <w:p>
-      <w:pPr>
-        <w:spacing w:after="0"/>
-      </w:pPr>
       <w:r>
         <w:t xml:space="preserve">    } catch (error) {</w:t>
       </w:r>
     </w:p>
     <w:p>
-      <w:pPr>
-        <w:spacing w:after="0"/>
-      </w:pPr>
       <w:r>
         <w:t xml:space="preserve">      Alert.alert('Erro ao enviar email', error.message);</w:t>
       </w:r>
     </w:p>
     <w:p>
-      <w:pPr>
-        <w:spacing w:after="0"/>
-      </w:pPr>
       <w:r>
         <w:t xml:space="preserve">    }</w:t>
       </w:r>
     </w:p>
     <w:p>
-      <w:pPr>
-        <w:spacing w:after="0"/>
-      </w:pPr>
       <w:r>
         <w:t xml:space="preserve">  }</w:t>
       </w:r>
     </w:p>
-    <w:p>
-      <w:pPr>
-        <w:spacing w:after="0"/>
-      </w:pPr>
-    </w:p>
-    <w:p>
-      <w:pPr>
-        <w:spacing w:after="0"/>
-      </w:pPr>
+    <w:p/>
+    <w:p>
       <w:r>
         <w:t xml:space="preserve">  return (</w:t>
       </w:r>
     </w:p>
     <w:p>
-      <w:pPr>
-        <w:spacing w:after="0"/>
-      </w:pPr>
       <w:r>
         <w:t xml:space="preserve">    &lt;View style={{ flex: 1, justifyContent: 'center', padding: 20 }}&gt;</w:t>
       </w:r>
     </w:p>
     <w:p>
-      <w:pPr>
-        <w:spacing w:after="0"/>
-      </w:pPr>
       <w:r>
         <w:t xml:space="preserve">      &lt;Text style={{ fontSize: 24, marginBottom: 20 }}&gt;Recuperar Senha&lt;/Text&gt;</w:t>
       </w:r>
     </w:p>
-    <w:p>
-      <w:pPr>
-        <w:spacing w:after="0"/>
-      </w:pPr>
-    </w:p>
-    <w:p>
-      <w:pPr>
-        <w:spacing w:after="0"/>
-      </w:pPr>
+    <w:p/>
+    <w:p>
       <w:r>
         <w:t xml:space="preserve">      &lt;TextInput</w:t>
       </w:r>
     </w:p>
     <w:p>
-      <w:pPr>
-        <w:spacing w:after="0"/>
-      </w:pPr>
       <w:r>
         <w:t xml:space="preserve">        placeholder="Email"</w:t>
       </w:r>
     </w:p>
     <w:p>
-      <w:pPr>
-        <w:spacing w:after="0"/>
-      </w:pPr>
-      <w:r>
-        <w:lastRenderedPageBreak/>
+      <w:r>
         <w:t xml:space="preserve">        value={email}</w:t>
       </w:r>
     </w:p>
     <w:p>
-      <w:pPr>
-        <w:spacing w:after="0"/>
-      </w:pPr>
       <w:r>
         <w:t xml:space="preserve">        onChangeText={setEmail}</w:t>
       </w:r>
     </w:p>
     <w:p>
-      <w:pPr>
-        <w:spacing w:after="0"/>
-      </w:pPr>
       <w:r>
         <w:t xml:space="preserve">        autoCapitalize="none"</w:t>
       </w:r>
     </w:p>
     <w:p>
-      <w:pPr>
-        <w:spacing w:after="0"/>
-      </w:pPr>
       <w:r>
         <w:t xml:space="preserve">        keyboardType="email-address"</w:t>
       </w:r>
     </w:p>
     <w:p>
-      <w:pPr>
-        <w:spacing w:after="0"/>
-      </w:pPr>
       <w:r>
         <w:t xml:space="preserve">        style={{ borderWidth: 1, marginBottom: 10, padding: 10 }}</w:t>
       </w:r>
     </w:p>
     <w:p>
-      <w:pPr>
-        <w:spacing w:after="0"/>
-      </w:pPr>
       <w:r>
         <w:t xml:space="preserve">      /&gt;</w:t>
       </w:r>
     </w:p>
-    <w:p>
-      <w:pPr>
-        <w:spacing w:after="0"/>
-      </w:pPr>
-    </w:p>
-    <w:p>
-      <w:pPr>
-        <w:spacing w:after="0"/>
-      </w:pPr>
+    <w:p/>
+    <w:p>
       <w:r>
         <w:t xml:space="preserve">      &lt;Button title="Enviar" onPress={handleResetPassword} /&gt;</w:t>
       </w:r>
     </w:p>
     <w:p>
-      <w:pPr>
-        <w:spacing w:after="0"/>
-      </w:pPr>
       <w:r>
         <w:t xml:space="preserve">    &lt;/View&gt;</w:t>
       </w:r>
     </w:p>
     <w:p>
-      <w:pPr>
-        <w:spacing w:after="0"/>
-      </w:pPr>
       <w:r>
         <w:t xml:space="preserve">  );</w:t>
       </w:r>
     </w:p>
     <w:p>
-      <w:pPr>
-        <w:spacing w:after="0"/>
-      </w:pPr>
       <w:r>
         <w:t>}</w:t>
       </w:r>
     </w:p>
-    <w:p>
-      <w:pPr>
-        <w:spacing w:after="0"/>
-      </w:pPr>
-    </w:p>
+    <w:p/>
     <w:p>
       <w:pPr>
         <w:rPr>
@@ -5060,7 +5772,7 @@
           <w:ilvl w:val="0"/>
           <w:numId w:val="10"/>
         </w:numPr>
-        <w:spacing w:before="100" w:beforeAutospacing="1" w:after="100" w:afterAutospacing="1" w:line="240" w:lineRule="auto"/>
+        <w:spacing w:before="100" w:beforeAutospacing="1" w:after="100" w:afterAutospacing="1"/>
         <w:rPr>
           <w:color w:val="000000" w:themeColor="text1"/>
         </w:rPr>
@@ -5074,6 +5786,7 @@
       <w:r>
         <w:rPr>
           <w:rStyle w:val="apple-converted-space"/>
+          <w:rFonts w:eastAsiaTheme="majorEastAsia"/>
           <w:color w:val="000000" w:themeColor="text1"/>
         </w:rPr>
         <w:t> </w:t>
@@ -5089,6 +5802,7 @@
       <w:r>
         <w:rPr>
           <w:rStyle w:val="apple-converted-space"/>
+          <w:rFonts w:eastAsiaTheme="majorEastAsia"/>
           <w:color w:val="000000" w:themeColor="text1"/>
         </w:rPr>
         <w:t> </w:t>
@@ -5106,7 +5820,7 @@
           <w:ilvl w:val="0"/>
           <w:numId w:val="10"/>
         </w:numPr>
-        <w:spacing w:before="100" w:beforeAutospacing="1" w:after="100" w:afterAutospacing="1" w:line="240" w:lineRule="auto"/>
+        <w:spacing w:before="100" w:beforeAutospacing="1" w:after="100" w:afterAutospacing="1"/>
         <w:rPr>
           <w:color w:val="000000" w:themeColor="text1"/>
         </w:rPr>
@@ -5120,6 +5834,7 @@
       <w:r>
         <w:rPr>
           <w:rStyle w:val="apple-converted-space"/>
+          <w:rFonts w:eastAsiaTheme="majorEastAsia"/>
           <w:color w:val="000000" w:themeColor="text1"/>
         </w:rPr>
         <w:t> </w:t>
@@ -5139,7 +5854,7 @@
           <w:ilvl w:val="0"/>
           <w:numId w:val="10"/>
         </w:numPr>
-        <w:spacing w:before="100" w:beforeAutospacing="1" w:after="100" w:afterAutospacing="1" w:line="240" w:lineRule="auto"/>
+        <w:spacing w:before="100" w:beforeAutospacing="1" w:after="100" w:afterAutospacing="1"/>
         <w:rPr>
           <w:color w:val="000000" w:themeColor="text1"/>
         </w:rPr>
@@ -5153,6 +5868,7 @@
       <w:r>
         <w:rPr>
           <w:rStyle w:val="apple-converted-space"/>
+          <w:rFonts w:eastAsiaTheme="majorEastAsia"/>
           <w:color w:val="000000" w:themeColor="text1"/>
         </w:rPr>
         <w:t> </w:t>
@@ -5172,7 +5888,7 @@
           <w:ilvl w:val="0"/>
           <w:numId w:val="10"/>
         </w:numPr>
-        <w:spacing w:before="100" w:beforeAutospacing="1" w:after="100" w:afterAutospacing="1" w:line="240" w:lineRule="auto"/>
+        <w:spacing w:before="100" w:beforeAutospacing="1" w:after="100" w:afterAutospacing="1"/>
         <w:rPr>
           <w:color w:val="000000" w:themeColor="text1"/>
         </w:rPr>
@@ -5186,6 +5902,7 @@
       <w:r>
         <w:rPr>
           <w:rStyle w:val="apple-converted-space"/>
+          <w:rFonts w:eastAsiaTheme="majorEastAsia"/>
           <w:color w:val="000000" w:themeColor="text1"/>
         </w:rPr>
         <w:t> </w:t>
@@ -5201,6 +5918,7 @@
       <w:r>
         <w:rPr>
           <w:rStyle w:val="apple-converted-space"/>
+          <w:rFonts w:eastAsiaTheme="majorEastAsia"/>
           <w:color w:val="000000" w:themeColor="text1"/>
         </w:rPr>
         <w:t> </w:t>
@@ -5218,7 +5936,7 @@
           <w:ilvl w:val="0"/>
           <w:numId w:val="10"/>
         </w:numPr>
-        <w:spacing w:before="100" w:beforeAutospacing="1" w:after="100" w:afterAutospacing="1" w:line="240" w:lineRule="auto"/>
+        <w:spacing w:before="100" w:beforeAutospacing="1" w:after="100" w:afterAutospacing="1"/>
         <w:rPr>
           <w:color w:val="000000" w:themeColor="text1"/>
         </w:rPr>
@@ -5354,7 +6072,7 @@
           <w:ilvl w:val="0"/>
           <w:numId w:val="11"/>
         </w:numPr>
-        <w:spacing w:before="100" w:beforeAutospacing="1" w:after="100" w:afterAutospacing="1" w:line="240" w:lineRule="auto"/>
+        <w:spacing w:before="100" w:beforeAutospacing="1" w:after="100" w:afterAutospacing="1"/>
         <w:rPr>
           <w:color w:val="000000" w:themeColor="text1"/>
         </w:rPr>
@@ -5372,7 +6090,7 @@
           <w:ilvl w:val="0"/>
           <w:numId w:val="11"/>
         </w:numPr>
-        <w:spacing w:before="100" w:beforeAutospacing="1" w:after="100" w:afterAutospacing="1" w:line="240" w:lineRule="auto"/>
+        <w:spacing w:before="100" w:beforeAutospacing="1" w:after="100" w:afterAutospacing="1"/>
         <w:rPr>
           <w:color w:val="000000" w:themeColor="text1"/>
         </w:rPr>
@@ -5386,6 +6104,7 @@
       <w:r>
         <w:rPr>
           <w:rStyle w:val="apple-converted-space"/>
+          <w:rFonts w:eastAsiaTheme="majorEastAsia"/>
           <w:color w:val="000000" w:themeColor="text1"/>
         </w:rPr>
         <w:t> </w:t>
@@ -5393,6 +6112,7 @@
       <w:r>
         <w:rPr>
           <w:rStyle w:val="Forte"/>
+          <w:rFonts w:eastAsiaTheme="majorEastAsia"/>
           <w:color w:val="000000" w:themeColor="text1"/>
         </w:rPr>
         <w:t>Cadastrar</w:t>
@@ -5418,7 +6138,7 @@
           <w:ilvl w:val="0"/>
           <w:numId w:val="12"/>
         </w:numPr>
-        <w:spacing w:before="100" w:beforeAutospacing="1" w:after="100" w:afterAutospacing="1" w:line="240" w:lineRule="auto"/>
+        <w:spacing w:before="100" w:beforeAutospacing="1" w:after="100" w:afterAutospacing="1"/>
         <w:rPr>
           <w:color w:val="000000" w:themeColor="text1"/>
         </w:rPr>
@@ -5436,7 +6156,7 @@
           <w:ilvl w:val="0"/>
           <w:numId w:val="12"/>
         </w:numPr>
-        <w:spacing w:before="100" w:beforeAutospacing="1" w:after="100" w:afterAutospacing="1" w:line="240" w:lineRule="auto"/>
+        <w:spacing w:before="100" w:beforeAutospacing="1" w:after="100" w:afterAutospacing="1"/>
         <w:rPr>
           <w:color w:val="000000" w:themeColor="text1"/>
         </w:rPr>
@@ -5454,7 +6174,7 @@
           <w:ilvl w:val="0"/>
           <w:numId w:val="12"/>
         </w:numPr>
-        <w:spacing w:before="100" w:beforeAutospacing="1" w:after="100" w:afterAutospacing="1" w:line="240" w:lineRule="auto"/>
+        <w:spacing w:before="100" w:beforeAutospacing="1" w:after="100" w:afterAutospacing="1"/>
         <w:rPr>
           <w:color w:val="000000" w:themeColor="text1"/>
         </w:rPr>
@@ -5468,7 +6188,6 @@
     </w:p>
     <w:p>
       <w:pPr>
-        <w:spacing w:after="0"/>
         <w:rPr>
           <w:color w:val="000000" w:themeColor="text1"/>
         </w:rPr>
@@ -5477,8 +6196,9 @@
         <w:rPr>
           <w:noProof/>
           <w:color w:val="000000" w:themeColor="text1"/>
-        </w:rPr>
-        <w:pict w14:anchorId="0328E0A4">
+          <w14:ligatures w14:val="standardContextual"/>
+        </w:rPr>
+        <w:pict w14:anchorId="60971E82">
           <v:rect id="_x0000_i1027" alt="" style="width:425.2pt;height:.05pt;mso-width-percent:0;mso-height-percent:0;mso-width-percent:0;mso-height-percent:0" o:hralign="center" o:hrstd="t" o:hr="t" fillcolor="#a0a0a0" stroked="f"/>
         </w:pict>
       </w:r>
@@ -5539,7 +6259,7 @@
           <w:ilvl w:val="0"/>
           <w:numId w:val="13"/>
         </w:numPr>
-        <w:spacing w:before="100" w:beforeAutospacing="1" w:after="100" w:afterAutospacing="1" w:line="240" w:lineRule="auto"/>
+        <w:spacing w:before="100" w:beforeAutospacing="1" w:after="100" w:afterAutospacing="1"/>
         <w:rPr>
           <w:color w:val="000000" w:themeColor="text1"/>
         </w:rPr>
@@ -5557,7 +6277,7 @@
           <w:ilvl w:val="0"/>
           <w:numId w:val="13"/>
         </w:numPr>
-        <w:spacing w:before="100" w:beforeAutospacing="1" w:after="100" w:afterAutospacing="1" w:line="240" w:lineRule="auto"/>
+        <w:spacing w:before="100" w:beforeAutospacing="1" w:after="100" w:afterAutospacing="1"/>
         <w:rPr>
           <w:color w:val="000000" w:themeColor="text1"/>
         </w:rPr>
@@ -5571,6 +6291,7 @@
       <w:r>
         <w:rPr>
           <w:rStyle w:val="apple-converted-space"/>
+          <w:rFonts w:eastAsiaTheme="majorEastAsia"/>
           <w:color w:val="000000" w:themeColor="text1"/>
         </w:rPr>
         <w:t> </w:t>
@@ -5578,6 +6299,7 @@
       <w:r>
         <w:rPr>
           <w:rStyle w:val="Forte"/>
+          <w:rFonts w:eastAsiaTheme="majorEastAsia"/>
           <w:color w:val="000000" w:themeColor="text1"/>
         </w:rPr>
         <w:t>Entrar</w:t>
@@ -5603,7 +6325,7 @@
           <w:ilvl w:val="0"/>
           <w:numId w:val="14"/>
         </w:numPr>
-        <w:spacing w:before="100" w:beforeAutospacing="1" w:after="100" w:afterAutospacing="1" w:line="240" w:lineRule="auto"/>
+        <w:spacing w:before="100" w:beforeAutospacing="1" w:after="100" w:afterAutospacing="1"/>
         <w:rPr>
           <w:color w:val="000000" w:themeColor="text1"/>
         </w:rPr>
@@ -5621,7 +6343,7 @@
           <w:ilvl w:val="0"/>
           <w:numId w:val="14"/>
         </w:numPr>
-        <w:spacing w:before="100" w:beforeAutospacing="1" w:after="100" w:afterAutospacing="1" w:line="240" w:lineRule="auto"/>
+        <w:spacing w:before="100" w:beforeAutospacing="1" w:after="100" w:afterAutospacing="1"/>
         <w:rPr>
           <w:color w:val="000000" w:themeColor="text1"/>
         </w:rPr>
@@ -5635,6 +6357,7 @@
       <w:r>
         <w:rPr>
           <w:rStyle w:val="apple-converted-space"/>
+          <w:rFonts w:eastAsiaTheme="majorEastAsia"/>
           <w:color w:val="000000" w:themeColor="text1"/>
         </w:rPr>
         <w:t> </w:t>
@@ -5642,21 +6365,20 @@
       <w:r>
         <w:rPr>
           <w:rStyle w:val="Forte"/>
+          <w:rFonts w:eastAsiaTheme="majorEastAsia"/>
           <w:color w:val="000000" w:themeColor="text1"/>
         </w:rPr>
         <w:t>Home</w:t>
       </w:r>
     </w:p>
     <w:p>
-      <w:pPr>
-        <w:spacing w:after="0"/>
-      </w:pPr>
       <w:r>
         <w:rPr>
           <w:noProof/>
           <w:color w:val="000000" w:themeColor="text1"/>
-        </w:rPr>
-        <w:pict w14:anchorId="1DBE512C">
+          <w14:ligatures w14:val="standardContextual"/>
+        </w:rPr>
+        <w:pict w14:anchorId="06B56F20">
           <v:rect id="_x0000_i1026" alt="" style="width:425.2pt;height:.05pt;mso-width-percent:0;mso-height-percent:0;mso-width-percent:0;mso-height-percent:0" o:hralign="center" o:hrstd="t" o:hr="t" fillcolor="#a0a0a0" stroked="f"/>
         </w:pict>
       </w:r>
@@ -5717,7 +6439,7 @@
           <w:ilvl w:val="0"/>
           <w:numId w:val="15"/>
         </w:numPr>
-        <w:spacing w:before="100" w:beforeAutospacing="1" w:after="100" w:afterAutospacing="1" w:line="240" w:lineRule="auto"/>
+        <w:spacing w:before="100" w:beforeAutospacing="1" w:after="100" w:afterAutospacing="1"/>
         <w:rPr>
           <w:color w:val="000000" w:themeColor="text1"/>
         </w:rPr>
@@ -5735,7 +6457,7 @@
           <w:ilvl w:val="0"/>
           <w:numId w:val="15"/>
         </w:numPr>
-        <w:spacing w:before="100" w:beforeAutospacing="1" w:after="100" w:afterAutospacing="1" w:line="240" w:lineRule="auto"/>
+        <w:spacing w:before="100" w:beforeAutospacing="1" w:after="100" w:afterAutospacing="1"/>
         <w:rPr>
           <w:color w:val="000000" w:themeColor="text1"/>
         </w:rPr>
@@ -5749,6 +6471,7 @@
       <w:r>
         <w:rPr>
           <w:rStyle w:val="apple-converted-space"/>
+          <w:rFonts w:eastAsiaTheme="majorEastAsia"/>
           <w:color w:val="000000" w:themeColor="text1"/>
         </w:rPr>
         <w:t> </w:t>
@@ -5756,6 +6479,7 @@
       <w:r>
         <w:rPr>
           <w:rStyle w:val="Forte"/>
+          <w:rFonts w:eastAsiaTheme="majorEastAsia"/>
           <w:color w:val="000000" w:themeColor="text1"/>
         </w:rPr>
         <w:t>Enviar</w:t>
@@ -5781,7 +6505,7 @@
           <w:ilvl w:val="0"/>
           <w:numId w:val="16"/>
         </w:numPr>
-        <w:spacing w:before="100" w:beforeAutospacing="1" w:after="100" w:afterAutospacing="1" w:line="240" w:lineRule="auto"/>
+        <w:spacing w:before="100" w:beforeAutospacing="1" w:after="100" w:afterAutospacing="1"/>
         <w:rPr>
           <w:color w:val="000000" w:themeColor="text1"/>
         </w:rPr>
@@ -5799,7 +6523,7 @@
           <w:ilvl w:val="0"/>
           <w:numId w:val="16"/>
         </w:numPr>
-        <w:spacing w:before="100" w:beforeAutospacing="1" w:after="100" w:afterAutospacing="1" w:line="240" w:lineRule="auto"/>
+        <w:spacing w:before="100" w:beforeAutospacing="1" w:after="100" w:afterAutospacing="1"/>
         <w:rPr>
           <w:color w:val="000000" w:themeColor="text1"/>
         </w:rPr>
@@ -5817,22 +6541,20 @@
           <w:ilvl w:val="0"/>
           <w:numId w:val="16"/>
         </w:numPr>
-        <w:spacing w:before="100" w:beforeAutospacing="1" w:after="100" w:afterAutospacing="1" w:line="240" w:lineRule="auto"/>
-        <w:rPr>
-          <w:color w:val="000000" w:themeColor="text1"/>
-        </w:rPr>
-      </w:pPr>
-      <w:r>
-        <w:rPr>
-          <w:color w:val="000000" w:themeColor="text1"/>
-        </w:rPr>
-        <w:lastRenderedPageBreak/>
+        <w:spacing w:before="100" w:beforeAutospacing="1" w:after="100" w:afterAutospacing="1"/>
+        <w:rPr>
+          <w:color w:val="000000" w:themeColor="text1"/>
+        </w:rPr>
+      </w:pPr>
+      <w:r>
+        <w:rPr>
+          <w:color w:val="000000" w:themeColor="text1"/>
+        </w:rPr>
         <w:t>o email de redefinição chega na caixa do usuário</w:t>
       </w:r>
     </w:p>
     <w:p>
       <w:pPr>
-        <w:spacing w:after="0"/>
         <w:rPr>
           <w:color w:val="000000" w:themeColor="text1"/>
         </w:rPr>
@@ -5843,7 +6565,7 @@
         </w:rPr>
       </w:r>
       <w:r>
-        <w:pict w14:anchorId="1C8AFCCB">
+        <w:pict w14:anchorId="26B8A172">
           <v:rect id="Horizontal Line 3" o:spid="_x0000_s1026" style="width:425.2pt;height:.1pt;visibility:visible;mso-wrap-style:square;mso-left-percent:-10001;mso-top-percent:-10001;mso-position-horizontal:absolute;mso-position-horizontal-relative:char;mso-position-vertical:absolute;mso-position-vertical-relative:line;mso-left-percent:-10001;mso-top-percent:-10001;v-text-anchor:top" o:gfxdata="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" filled="f">
             <o:lock v:ext="edit" rotation="t" aspectratio="t" verticies="t" text="t" shapetype="t"/>
             <w10:anchorlock/>
@@ -5862,6 +6584,7 @@
         <w:rPr>
           <w:color w:val="000000" w:themeColor="text1"/>
         </w:rPr>
+        <w:lastRenderedPageBreak/>
         <w:t>Verificação no Firebase Console</w:t>
       </w:r>
     </w:p>
@@ -5907,14 +6630,10 @@
         <w:t>Você deve ver o usuário criado ali.</w:t>
       </w:r>
     </w:p>
-    <w:p>
-      <w:pPr>
-        <w:spacing w:after="0"/>
-      </w:pPr>
-    </w:p>
-    <w:p>
-      <w:pPr>
-        <w:spacing w:before="100" w:beforeAutospacing="1" w:after="100" w:afterAutospacing="1" w:line="240" w:lineRule="auto"/>
+    <w:p/>
+    <w:p>
+      <w:pPr>
+        <w:spacing w:before="100" w:beforeAutospacing="1" w:after="100" w:afterAutospacing="1"/>
         <w:rPr>
           <w:color w:val="000000" w:themeColor="text1"/>
         </w:rPr>
@@ -5957,52 +6676,37 @@
     </w:p>
     <w:p>
       <w:pPr>
-        <w:spacing w:before="100" w:beforeAutospacing="1" w:after="100" w:afterAutospacing="1" w:line="240" w:lineRule="auto"/>
-        <w:rPr>
-          <w:rFonts w:ascii="Times New Roman" w:eastAsia="Times New Roman" w:hAnsi="Times New Roman" w:cs="Times New Roman"/>
-          <w:color w:val="000000" w:themeColor="text1"/>
-          <w:kern w:val="0"/>
-          <w:lang w:eastAsia="pt-BR"/>
-          <w14:ligatures w14:val="none"/>
-        </w:rPr>
-      </w:pPr>
-    </w:p>
-    <w:p>
-      <w:pPr>
-        <w:spacing w:before="100" w:beforeAutospacing="1" w:after="100" w:afterAutospacing="1" w:line="240" w:lineRule="auto"/>
-        <w:rPr>
-          <w:rFonts w:ascii="Times New Roman" w:eastAsia="Times New Roman" w:hAnsi="Times New Roman" w:cs="Times New Roman"/>
-          <w:color w:val="000000" w:themeColor="text1"/>
-          <w:kern w:val="0"/>
-          <w:lang w:eastAsia="pt-BR"/>
-          <w14:ligatures w14:val="none"/>
-        </w:rPr>
-      </w:pPr>
-    </w:p>
-    <w:p>
-      <w:pPr>
-        <w:spacing w:before="100" w:beforeAutospacing="1" w:after="100" w:afterAutospacing="1" w:line="240" w:lineRule="auto"/>
-        <w:rPr>
-          <w:rFonts w:ascii="Times New Roman" w:eastAsia="Times New Roman" w:hAnsi="Times New Roman" w:cs="Times New Roman"/>
-          <w:color w:val="000000" w:themeColor="text1"/>
-          <w:kern w:val="0"/>
-          <w:lang w:eastAsia="pt-BR"/>
-          <w14:ligatures w14:val="none"/>
-        </w:rPr>
-      </w:pPr>
-    </w:p>
-    <w:p>
-      <w:pPr>
-        <w:rPr>
-          <w:rFonts w:ascii="Times New Roman" w:eastAsia="Times New Roman" w:hAnsi="Times New Roman" w:cs="Times New Roman"/>
+        <w:spacing w:before="100" w:beforeAutospacing="1" w:after="100" w:afterAutospacing="1"/>
+        <w:rPr>
+          <w:color w:val="000000" w:themeColor="text1"/>
+        </w:rPr>
+      </w:pPr>
+    </w:p>
+    <w:p>
+      <w:pPr>
+        <w:spacing w:before="100" w:beforeAutospacing="1" w:after="100" w:afterAutospacing="1"/>
+        <w:rPr>
+          <w:color w:val="000000" w:themeColor="text1"/>
+        </w:rPr>
+      </w:pPr>
+    </w:p>
+    <w:p>
+      <w:pPr>
+        <w:spacing w:before="100" w:beforeAutospacing="1" w:after="100" w:afterAutospacing="1"/>
+        <w:rPr>
+          <w:color w:val="000000" w:themeColor="text1"/>
+        </w:rPr>
+      </w:pPr>
+    </w:p>
+    <w:p>
+      <w:pPr>
+        <w:rPr>
           <w:b/>
           <w:bCs/>
           <w:color w:val="FFFFFF"/>
           <w:kern w:val="36"/>
           <w:sz w:val="48"/>
           <w:szCs w:val="48"/>
-          <w:lang w:eastAsia="pt-BR"/>
-          <w14:ligatures w14:val="none"/>
         </w:rPr>
       </w:pPr>
     </w:p>
@@ -6318,6 +7022,155 @@
     </w:lvl>
   </w:abstractNum>
   <w:abstractNum w:abstractNumId="2" w15:restartNumberingAfterBreak="0">
+    <w:nsid w:val="221A7BE8"/>
+    <w:multiLevelType w:val="multilevel"/>
+    <w:tmpl w:val="A6CAFE9E"/>
+    <w:lvl w:ilvl="0">
+      <w:start w:val="1"/>
+      <w:numFmt w:val="bullet"/>
+      <w:lvlText w:val=""/>
+      <w:lvlJc w:val="left"/>
+      <w:pPr>
+        <w:tabs>
+          <w:tab w:val="num" w:pos="720"/>
+        </w:tabs>
+        <w:ind w:left="720" w:hanging="360"/>
+      </w:pPr>
+      <w:rPr>
+        <w:rFonts w:ascii="Symbol" w:hAnsi="Symbol" w:hint="default"/>
+        <w:sz w:val="20"/>
+      </w:rPr>
+    </w:lvl>
+    <w:lvl w:ilvl="1" w:tentative="1">
+      <w:start w:val="1"/>
+      <w:numFmt w:val="bullet"/>
+      <w:lvlText w:val="o"/>
+      <w:lvlJc w:val="left"/>
+      <w:pPr>
+        <w:tabs>
+          <w:tab w:val="num" w:pos="1440"/>
+        </w:tabs>
+        <w:ind w:left="1440" w:hanging="360"/>
+      </w:pPr>
+      <w:rPr>
+        <w:rFonts w:ascii="Courier New" w:hAnsi="Courier New" w:hint="default"/>
+        <w:sz w:val="20"/>
+      </w:rPr>
+    </w:lvl>
+    <w:lvl w:ilvl="2" w:tentative="1">
+      <w:start w:val="1"/>
+      <w:numFmt w:val="bullet"/>
+      <w:lvlText w:val=""/>
+      <w:lvlJc w:val="left"/>
+      <w:pPr>
+        <w:tabs>
+          <w:tab w:val="num" w:pos="2160"/>
+        </w:tabs>
+        <w:ind w:left="2160" w:hanging="360"/>
+      </w:pPr>
+      <w:rPr>
+        <w:rFonts w:ascii="Wingdings" w:hAnsi="Wingdings" w:hint="default"/>
+        <w:sz w:val="20"/>
+      </w:rPr>
+    </w:lvl>
+    <w:lvl w:ilvl="3" w:tentative="1">
+      <w:start w:val="1"/>
+      <w:numFmt w:val="bullet"/>
+      <w:lvlText w:val=""/>
+      <w:lvlJc w:val="left"/>
+      <w:pPr>
+        <w:tabs>
+          <w:tab w:val="num" w:pos="2880"/>
+        </w:tabs>
+        <w:ind w:left="2880" w:hanging="360"/>
+      </w:pPr>
+      <w:rPr>
+        <w:rFonts w:ascii="Wingdings" w:hAnsi="Wingdings" w:hint="default"/>
+        <w:sz w:val="20"/>
+      </w:rPr>
+    </w:lvl>
+    <w:lvl w:ilvl="4" w:tentative="1">
+      <w:start w:val="1"/>
+      <w:numFmt w:val="bullet"/>
+      <w:lvlText w:val=""/>
+      <w:lvlJc w:val="left"/>
+      <w:pPr>
+        <w:tabs>
+          <w:tab w:val="num" w:pos="3600"/>
+        </w:tabs>
+        <w:ind w:left="3600" w:hanging="360"/>
+      </w:pPr>
+      <w:rPr>
+        <w:rFonts w:ascii="Wingdings" w:hAnsi="Wingdings" w:hint="default"/>
+        <w:sz w:val="20"/>
+      </w:rPr>
+    </w:lvl>
+    <w:lvl w:ilvl="5" w:tentative="1">
+      <w:start w:val="1"/>
+      <w:numFmt w:val="bullet"/>
+      <w:lvlText w:val=""/>
+      <w:lvlJc w:val="left"/>
+      <w:pPr>
+        <w:tabs>
+          <w:tab w:val="num" w:pos="4320"/>
+        </w:tabs>
+        <w:ind w:left="4320" w:hanging="360"/>
+      </w:pPr>
+      <w:rPr>
+        <w:rFonts w:ascii="Wingdings" w:hAnsi="Wingdings" w:hint="default"/>
+        <w:sz w:val="20"/>
+      </w:rPr>
+    </w:lvl>
+    <w:lvl w:ilvl="6" w:tentative="1">
+      <w:start w:val="1"/>
+      <w:numFmt w:val="bullet"/>
+      <w:lvlText w:val=""/>
+      <w:lvlJc w:val="left"/>
+      <w:pPr>
+        <w:tabs>
+          <w:tab w:val="num" w:pos="5040"/>
+        </w:tabs>
+        <w:ind w:left="5040" w:hanging="360"/>
+      </w:pPr>
+      <w:rPr>
+        <w:rFonts w:ascii="Wingdings" w:hAnsi="Wingdings" w:hint="default"/>
+        <w:sz w:val="20"/>
+      </w:rPr>
+    </w:lvl>
+    <w:lvl w:ilvl="7" w:tentative="1">
+      <w:start w:val="1"/>
+      <w:numFmt w:val="bullet"/>
+      <w:lvlText w:val=""/>
+      <w:lvlJc w:val="left"/>
+      <w:pPr>
+        <w:tabs>
+          <w:tab w:val="num" w:pos="5760"/>
+        </w:tabs>
+        <w:ind w:left="5760" w:hanging="360"/>
+      </w:pPr>
+      <w:rPr>
+        <w:rFonts w:ascii="Wingdings" w:hAnsi="Wingdings" w:hint="default"/>
+        <w:sz w:val="20"/>
+      </w:rPr>
+    </w:lvl>
+    <w:lvl w:ilvl="8" w:tentative="1">
+      <w:start w:val="1"/>
+      <w:numFmt w:val="bullet"/>
+      <w:lvlText w:val=""/>
+      <w:lvlJc w:val="left"/>
+      <w:pPr>
+        <w:tabs>
+          <w:tab w:val="num" w:pos="6480"/>
+        </w:tabs>
+        <w:ind w:left="6480" w:hanging="360"/>
+      </w:pPr>
+      <w:rPr>
+        <w:rFonts w:ascii="Wingdings" w:hAnsi="Wingdings" w:hint="default"/>
+        <w:sz w:val="20"/>
+      </w:rPr>
+    </w:lvl>
+  </w:abstractNum>
+  <w:abstractNum w:abstractNumId="3" w15:restartNumberingAfterBreak="0">
     <w:nsid w:val="23313575"/>
     <w:multiLevelType w:val="multilevel"/>
     <w:tmpl w:val="342853E8"/>
@@ -6466,7 +7319,7 @@
       </w:rPr>
     </w:lvl>
   </w:abstractNum>
-  <w:abstractNum w:abstractNumId="3" w15:restartNumberingAfterBreak="0">
+  <w:abstractNum w:abstractNumId="4" w15:restartNumberingAfterBreak="0">
     <w:nsid w:val="2E2D1DC5"/>
     <w:multiLevelType w:val="multilevel"/>
     <w:tmpl w:val="8DA8049A"/>
@@ -6615,7 +7468,7 @@
       </w:rPr>
     </w:lvl>
   </w:abstractNum>
-  <w:abstractNum w:abstractNumId="4" w15:restartNumberingAfterBreak="0">
+  <w:abstractNum w:abstractNumId="5" w15:restartNumberingAfterBreak="0">
     <w:nsid w:val="2EDB4F81"/>
     <w:multiLevelType w:val="multilevel"/>
     <w:tmpl w:val="A40606F2"/>
@@ -6764,7 +7617,7 @@
       </w:rPr>
     </w:lvl>
   </w:abstractNum>
-  <w:abstractNum w:abstractNumId="5" w15:restartNumberingAfterBreak="0">
+  <w:abstractNum w:abstractNumId="6" w15:restartNumberingAfterBreak="0">
     <w:nsid w:val="37C005BD"/>
     <w:multiLevelType w:val="multilevel"/>
     <w:tmpl w:val="96884664"/>
@@ -6913,7 +7766,7 @@
       </w:rPr>
     </w:lvl>
   </w:abstractNum>
-  <w:abstractNum w:abstractNumId="6" w15:restartNumberingAfterBreak="0">
+  <w:abstractNum w:abstractNumId="7" w15:restartNumberingAfterBreak="0">
     <w:nsid w:val="3B7C47FA"/>
     <w:multiLevelType w:val="multilevel"/>
     <w:tmpl w:val="F9CED716"/>
@@ -7062,7 +7915,7 @@
       </w:rPr>
     </w:lvl>
   </w:abstractNum>
-  <w:abstractNum w:abstractNumId="7" w15:restartNumberingAfterBreak="0">
+  <w:abstractNum w:abstractNumId="8" w15:restartNumberingAfterBreak="0">
     <w:nsid w:val="403F7D8F"/>
     <w:multiLevelType w:val="multilevel"/>
     <w:tmpl w:val="5022AA26"/>
@@ -7175,7 +8028,7 @@
       </w:pPr>
     </w:lvl>
   </w:abstractNum>
-  <w:abstractNum w:abstractNumId="8" w15:restartNumberingAfterBreak="0">
+  <w:abstractNum w:abstractNumId="9" w15:restartNumberingAfterBreak="0">
     <w:nsid w:val="4E8F7E84"/>
     <w:multiLevelType w:val="multilevel"/>
     <w:tmpl w:val="CA20A370"/>
@@ -7324,7 +8177,7 @@
       </w:rPr>
     </w:lvl>
   </w:abstractNum>
-  <w:abstractNum w:abstractNumId="9" w15:restartNumberingAfterBreak="0">
+  <w:abstractNum w:abstractNumId="10" w15:restartNumberingAfterBreak="0">
     <w:nsid w:val="52710204"/>
     <w:multiLevelType w:val="multilevel"/>
     <w:tmpl w:val="02B09654"/>
@@ -7473,7 +8326,7 @@
       </w:rPr>
     </w:lvl>
   </w:abstractNum>
-  <w:abstractNum w:abstractNumId="10" w15:restartNumberingAfterBreak="0">
+  <w:abstractNum w:abstractNumId="11" w15:restartNumberingAfterBreak="0">
     <w:nsid w:val="57650046"/>
     <w:multiLevelType w:val="multilevel"/>
     <w:tmpl w:val="38708682"/>
@@ -7622,7 +8475,7 @@
       </w:rPr>
     </w:lvl>
   </w:abstractNum>
-  <w:abstractNum w:abstractNumId="11" w15:restartNumberingAfterBreak="0">
+  <w:abstractNum w:abstractNumId="12" w15:restartNumberingAfterBreak="0">
     <w:nsid w:val="5BFF7DF9"/>
     <w:multiLevelType w:val="multilevel"/>
     <w:tmpl w:val="08DA0FE2"/>
@@ -7735,7 +8588,7 @@
       </w:pPr>
     </w:lvl>
   </w:abstractNum>
-  <w:abstractNum w:abstractNumId="12" w15:restartNumberingAfterBreak="0">
+  <w:abstractNum w:abstractNumId="13" w15:restartNumberingAfterBreak="0">
     <w:nsid w:val="5F520FA5"/>
     <w:multiLevelType w:val="multilevel"/>
     <w:tmpl w:val="CB168F08"/>
@@ -7848,7 +8701,7 @@
       </w:pPr>
     </w:lvl>
   </w:abstractNum>
-  <w:abstractNum w:abstractNumId="13" w15:restartNumberingAfterBreak="0">
+  <w:abstractNum w:abstractNumId="14" w15:restartNumberingAfterBreak="0">
     <w:nsid w:val="612C26CF"/>
     <w:multiLevelType w:val="multilevel"/>
     <w:tmpl w:val="0A024608"/>
@@ -7997,7 +8850,7 @@
       </w:rPr>
     </w:lvl>
   </w:abstractNum>
-  <w:abstractNum w:abstractNumId="14" w15:restartNumberingAfterBreak="0">
+  <w:abstractNum w:abstractNumId="15" w15:restartNumberingAfterBreak="0">
     <w:nsid w:val="6F6074E4"/>
     <w:multiLevelType w:val="multilevel"/>
     <w:tmpl w:val="64663C4A"/>
@@ -8110,7 +8963,7 @@
       </w:pPr>
     </w:lvl>
   </w:abstractNum>
-  <w:abstractNum w:abstractNumId="15" w15:restartNumberingAfterBreak="0">
+  <w:abstractNum w:abstractNumId="16" w15:restartNumberingAfterBreak="0">
     <w:nsid w:val="74C576E6"/>
     <w:multiLevelType w:val="multilevel"/>
     <w:tmpl w:val="6AE8E622"/>
@@ -8224,52 +9077,55 @@
     </w:lvl>
   </w:abstractNum>
   <w:num w:numId="1" w16cid:durableId="345518839">
-    <w:abstractNumId w:val="7"/>
+    <w:abstractNumId w:val="8"/>
   </w:num>
   <w:num w:numId="2" w16cid:durableId="1208448950">
-    <w:abstractNumId w:val="11"/>
+    <w:abstractNumId w:val="12"/>
   </w:num>
   <w:num w:numId="3" w16cid:durableId="1708137462">
-    <w:abstractNumId w:val="12"/>
+    <w:abstractNumId w:val="13"/>
   </w:num>
   <w:num w:numId="4" w16cid:durableId="710105627">
-    <w:abstractNumId w:val="15"/>
+    <w:abstractNumId w:val="16"/>
   </w:num>
   <w:num w:numId="5" w16cid:durableId="508719231">
     <w:abstractNumId w:val="0"/>
   </w:num>
   <w:num w:numId="6" w16cid:durableId="1209492243">
-    <w:abstractNumId w:val="10"/>
+    <w:abstractNumId w:val="11"/>
   </w:num>
   <w:num w:numId="7" w16cid:durableId="22562576">
-    <w:abstractNumId w:val="3"/>
+    <w:abstractNumId w:val="4"/>
   </w:num>
   <w:num w:numId="8" w16cid:durableId="2094935038">
-    <w:abstractNumId w:val="5"/>
+    <w:abstractNumId w:val="6"/>
   </w:num>
   <w:num w:numId="9" w16cid:durableId="802189028">
-    <w:abstractNumId w:val="14"/>
+    <w:abstractNumId w:val="15"/>
   </w:num>
   <w:num w:numId="10" w16cid:durableId="1361082293">
     <w:abstractNumId w:val="1"/>
   </w:num>
   <w:num w:numId="11" w16cid:durableId="1015377073">
-    <w:abstractNumId w:val="8"/>
+    <w:abstractNumId w:val="9"/>
   </w:num>
   <w:num w:numId="12" w16cid:durableId="805515532">
-    <w:abstractNumId w:val="2"/>
+    <w:abstractNumId w:val="3"/>
   </w:num>
   <w:num w:numId="13" w16cid:durableId="2008358751">
-    <w:abstractNumId w:val="13"/>
+    <w:abstractNumId w:val="14"/>
   </w:num>
   <w:num w:numId="14" w16cid:durableId="2100132225">
-    <w:abstractNumId w:val="6"/>
+    <w:abstractNumId w:val="7"/>
   </w:num>
   <w:num w:numId="15" w16cid:durableId="1707177336">
-    <w:abstractNumId w:val="4"/>
+    <w:abstractNumId w:val="5"/>
   </w:num>
   <w:num w:numId="16" w16cid:durableId="1064332541">
-    <w:abstractNumId w:val="9"/>
+    <w:abstractNumId w:val="10"/>
+  </w:num>
+  <w:num w:numId="17" w16cid:durableId="1358920430">
+    <w:abstractNumId w:val="2"/>
   </w:num>
 </w:numbering>
 </file>
@@ -8674,7 +9530,16 @@
   <w:style w:type="paragraph" w:default="1" w:styleId="Normal">
     <w:name w:val="Normal"/>
     <w:qFormat/>
-    <w:rsid w:val="004F210A"/>
+    <w:rsid w:val="00F71399"/>
+    <w:pPr>
+      <w:spacing w:after="0" w:line="240" w:lineRule="auto"/>
+    </w:pPr>
+    <w:rPr>
+      <w:rFonts w:ascii="Times New Roman" w:eastAsia="Times New Roman" w:hAnsi="Times New Roman" w:cs="Times New Roman"/>
+      <w:kern w:val="0"/>
+      <w:lang w:eastAsia="pt-BR"/>
+      <w14:ligatures w14:val="none"/>
+    </w:rPr>
   </w:style>
   <w:style w:type="paragraph" w:styleId="Ttulo1">
     <w:name w:val="heading 1"/>
@@ -8798,7 +9663,7 @@
     <w:pPr>
       <w:keepNext/>
       <w:keepLines/>
-      <w:spacing w:before="40" w:after="0"/>
+      <w:spacing w:before="40"/>
       <w:outlineLvl w:val="5"/>
     </w:pPr>
     <w:rPr>
@@ -8821,7 +9686,7 @@
     <w:pPr>
       <w:keepNext/>
       <w:keepLines/>
-      <w:spacing w:before="40" w:after="0"/>
+      <w:spacing w:before="40"/>
       <w:outlineLvl w:val="6"/>
     </w:pPr>
     <w:rPr>
@@ -8842,7 +9707,6 @@
     <w:pPr>
       <w:keepNext/>
       <w:keepLines/>
-      <w:spacing w:after="0"/>
       <w:outlineLvl w:val="7"/>
     </w:pPr>
     <w:rPr>
@@ -8865,7 +9729,6 @@
     <w:pPr>
       <w:keepNext/>
       <w:keepLines/>
-      <w:spacing w:after="0"/>
       <w:outlineLvl w:val="8"/>
     </w:pPr>
     <w:rPr>
@@ -9026,7 +9889,7 @@
     <w:qFormat/>
     <w:rsid w:val="004F210A"/>
     <w:pPr>
-      <w:spacing w:after="80" w:line="240" w:lineRule="auto"/>
+      <w:spacing w:after="80"/>
       <w:contextualSpacing/>
     </w:pPr>
     <w:rPr>
@@ -9196,14 +10059,8 @@
     <w:unhideWhenUsed/>
     <w:rsid w:val="008761FF"/>
     <w:pPr>
-      <w:spacing w:before="100" w:beforeAutospacing="1" w:after="100" w:afterAutospacing="1" w:line="240" w:lineRule="auto"/>
+      <w:spacing w:before="100" w:beforeAutospacing="1" w:after="100" w:afterAutospacing="1"/>
     </w:pPr>
-    <w:rPr>
-      <w:rFonts w:ascii="Times New Roman" w:eastAsia="Times New Roman" w:hAnsi="Times New Roman" w:cs="Times New Roman"/>
-      <w:kern w:val="0"/>
-      <w:lang w:eastAsia="pt-BR"/>
-      <w14:ligatures w14:val="none"/>
-    </w:rPr>
   </w:style>
   <w:style w:type="character" w:customStyle="1" w:styleId="apple-converted-space">
     <w:name w:val="apple-converted-space"/>
